--- a/YazdNegar/Templates/YazdUniversity/19_EnglishAbstract.docx
+++ b/YazdNegar/Templates/YazdUniversity/19_EnglishAbstract.docx
@@ -4,98 +4,6 @@
   <w:body>
     <w:p>
       <w:pPr>
-        <w:bidi w:val="0"/>
-        <w:rPr>
-          <w:b/>
-          <w:bCs/>
-          <w:sz w:val="28"/>
-          <w:szCs w:val="32"/>
-          <w:rtl/>
-          <w:lang w:bidi="fa-IR"/>
-        </w:rPr>
-      </w:pPr>
-      <w:r>
-        <w:rPr>
-          <w:b/>
-          <w:bCs/>
-          <w:sz w:val="28"/>
-          <w:szCs w:val="32"/>
-          <w:lang w:bidi="fa-IR"/>
-        </w:rPr>
-        <w:t>Abstract</w:t>
-      </w:r>
-    </w:p>
-    <w:sdt>
-      <w:sdtPr>
-        <w:tag w:val="_field_Abstract_En"/>
-        <w:id w:val="-248497253"/>
-        <w:placeholder>
-          <w:docPart w:val="442B968BA05349C4B60B296545D070A6"/>
-        </w:placeholder>
-      </w:sdtPr>
-      <w:sdtEndPr/>
-      <w:sdtContent>
-        <w:p>
-          <w:pPr>
-            <w:bidi w:val="0"/>
-            <w:jc w:val="lowKashida"/>
-          </w:pPr>
-          <w:r>
-            <w:t>In the text of the abstract, references to sources and references to tables and charts should be avoided. If there is a need to introduce the research area and its theoretical foundations, it should be presented in the first paragraph of the abstract at most. It is enough to present only the research method and the final and central results and avoid the presentation of topics and general results. The words or phrases that are explained in this section must be completely central and related to the topic of the research.</w:t>
-          </w:r>
-        </w:p>
-      </w:sdtContent>
-    </w:sdt>
-    <w:p>
-      <w:pPr>
-        <w:pStyle w:val="BodyText"/>
-        <w:bidi w:val="0"/>
-        <w:spacing w:line="240" w:lineRule="auto"/>
-        <w:ind w:firstLine="0"/>
-        <w:rPr>
-          <w:sz w:val="28"/>
-          <w:szCs w:val="32"/>
-          <w:lang w:bidi="fa-IR"/>
-        </w:rPr>
-      </w:pPr>
-      <w:r>
-        <w:rPr>
-          <w:b/>
-          <w:bCs/>
-          <w:sz w:val="28"/>
-          <w:szCs w:val="32"/>
-          <w:lang w:bidi="fa-IR"/>
-        </w:rPr>
-        <w:t>Keywords:</w:t>
-      </w:r>
-      <w:r>
-        <w:rPr>
-          <w:lang w:bidi="fa-IR"/>
-        </w:rPr>
-        <w:t xml:space="preserve"> </w:t>
-      </w:r>
-      <w:sdt>
-        <w:sdtPr>
-          <w:tag w:val="_field_Keywords_En"/>
-          <w:id w:val="-1357578483"/>
-          <w:placeholder>
-            <w:docPart w:val="33BE7C6498AC4CCC95D1148163C196B5"/>
-          </w:placeholder>
-        </w:sdtPr>
-        <w:sdtEndPr/>
-        <w:sdtContent>
-          <w:r>
-            <w:t>The number of key words or phrases should be at least three words and at most five words or phrases.</w:t>
-          </w:r>
-        </w:sdtContent>
-      </w:sdt>
-    </w:p>
-    <w:p>
-      <w:pPr>
-        <w:pStyle w:val="BodyText"/>
-        <w:bidi w:val="0"/>
-        <w:spacing w:line="240" w:lineRule="auto"/>
-        <w:ind w:firstLine="0"/>
         <w:rPr>
           <w:lang w:bidi="fa-IR"/>
         </w:rPr>
@@ -856,9 +764,9 @@
   <w:style w:type="paragraph" w:default="1" w:styleId="Normal">
     <w:name w:val="Normal"/>
     <w:qFormat/>
-    <w:rsid w:val="00B5486F"/>
-    <w:pPr>
-      <w:spacing w:before="100" w:beforeAutospacing="1" w:after="100" w:line="240" w:lineRule="auto"/>
+    <w:rsid w:val="0050453D"/>
+    <w:pPr>
+      <w:spacing w:before="-1" w:beforeAutospacing="1" w:line="240" w:lineRule="auto"/>
     </w:pPr>
   </w:style>
   <w:style w:type="paragraph" w:styleId="Heading1">
@@ -868,7 +776,7 @@
     <w:link w:val="Heading1Char"/>
     <w:uiPriority w:val="1"/>
     <w:qFormat/>
-    <w:rsid w:val="00B5486F"/>
+    <w:rsid w:val="0050453D"/>
     <w:pPr>
       <w:keepNext/>
       <w:keepLines/>
@@ -886,6 +794,7 @@
       <w:color w:val="000000"/>
       <w:sz w:val="32"/>
       <w:szCs w:val="36"/>
+      <w14:ligatures w14:val="none"/>
     </w:rPr>
   </w:style>
   <w:style w:type="paragraph" w:styleId="Heading2">
@@ -897,7 +806,7 @@
     <w:semiHidden/>
     <w:unhideWhenUsed/>
     <w:qFormat/>
-    <w:rsid w:val="00B5486F"/>
+    <w:rsid w:val="0050453D"/>
     <w:pPr>
       <w:keepNext/>
       <w:keepLines/>
@@ -915,6 +824,7 @@
       <w:color w:val="000000"/>
       <w:sz w:val="28"/>
       <w:szCs w:val="32"/>
+      <w14:ligatures w14:val="none"/>
     </w:rPr>
   </w:style>
   <w:style w:type="paragraph" w:styleId="Heading3">
@@ -926,7 +836,7 @@
     <w:semiHidden/>
     <w:unhideWhenUsed/>
     <w:qFormat/>
-    <w:rsid w:val="00B5486F"/>
+    <w:rsid w:val="0050453D"/>
     <w:pPr>
       <w:keepNext/>
       <w:keepLines/>
@@ -942,6 +852,7 @@
       <w:b/>
       <w:bCs/>
       <w:color w:val="000000"/>
+      <w14:ligatures w14:val="none"/>
     </w:rPr>
   </w:style>
   <w:style w:type="paragraph" w:styleId="Heading4">
@@ -953,7 +864,7 @@
     <w:semiHidden/>
     <w:unhideWhenUsed/>
     <w:qFormat/>
-    <w:rsid w:val="00B5486F"/>
+    <w:rsid w:val="0050453D"/>
     <w:pPr>
       <w:keepNext/>
       <w:keepLines/>
@@ -971,6 +882,7 @@
       <w:i/>
       <w:iCs/>
       <w:color w:val="000000"/>
+      <w14:ligatures w14:val="none"/>
     </w:rPr>
   </w:style>
   <w:style w:type="paragraph" w:styleId="Heading5">
@@ -982,7 +894,7 @@
     <w:semiHidden/>
     <w:unhideWhenUsed/>
     <w:qFormat/>
-    <w:rsid w:val="00B5486F"/>
+    <w:rsid w:val="0050453D"/>
     <w:pPr>
       <w:keepNext/>
       <w:keepLines/>
@@ -998,6 +910,7 @@
       <w:b/>
       <w:bCs/>
       <w:color w:val="000000"/>
+      <w14:ligatures w14:val="none"/>
     </w:rPr>
   </w:style>
   <w:style w:type="paragraph" w:styleId="Heading6">
@@ -1009,7 +922,7 @@
     <w:semiHidden/>
     <w:unhideWhenUsed/>
     <w:qFormat/>
-    <w:rsid w:val="00B5486F"/>
+    <w:rsid w:val="0050453D"/>
     <w:pPr>
       <w:keepNext/>
       <w:keepLines/>
@@ -1025,6 +938,7 @@
       <w:b/>
       <w:bCs/>
       <w:color w:val="000000"/>
+      <w14:ligatures w14:val="none"/>
     </w:rPr>
   </w:style>
   <w:style w:type="paragraph" w:styleId="Heading7">
@@ -1036,7 +950,7 @@
     <w:semiHidden/>
     <w:unhideWhenUsed/>
     <w:qFormat/>
-    <w:rsid w:val="00B5486F"/>
+    <w:rsid w:val="0050453D"/>
     <w:pPr>
       <w:keepNext/>
       <w:keepLines/>
@@ -1054,6 +968,7 @@
       <w:i/>
       <w:iCs/>
       <w:color w:val="000000"/>
+      <w14:ligatures w14:val="none"/>
     </w:rPr>
   </w:style>
   <w:style w:type="paragraph" w:styleId="Heading8">
@@ -1065,7 +980,7 @@
     <w:semiHidden/>
     <w:unhideWhenUsed/>
     <w:qFormat/>
-    <w:rsid w:val="00B5486F"/>
+    <w:rsid w:val="0050453D"/>
     <w:pPr>
       <w:keepNext/>
       <w:keepLines/>
@@ -1082,6 +997,7 @@
       <w:bCs/>
       <w:color w:val="000000"/>
       <w:lang w:bidi="fa-IR"/>
+      <w14:ligatures w14:val="none"/>
     </w:rPr>
   </w:style>
   <w:style w:type="paragraph" w:styleId="Heading9">
@@ -1093,7 +1009,7 @@
     <w:semiHidden/>
     <w:unhideWhenUsed/>
     <w:qFormat/>
-    <w:rsid w:val="00B5486F"/>
+    <w:rsid w:val="0050453D"/>
     <w:pPr>
       <w:keepNext/>
       <w:keepLines/>
@@ -1114,6 +1030,7 @@
       <w:sz w:val="20"/>
       <w:szCs w:val="20"/>
       <w:lang w:bidi="fa-IR"/>
+      <w14:ligatures w14:val="none"/>
     </w:rPr>
   </w:style>
   <w:style w:type="character" w:default="1" w:styleId="DefaultParagraphFont">
@@ -1121,7 +1038,7 @@
     <w:uiPriority w:val="1"/>
     <w:semiHidden/>
     <w:unhideWhenUsed/>
-    <w:rsid w:val="00B5486F"/>
+    <w:rsid w:val="0050453D"/>
   </w:style>
   <w:style w:type="table" w:default="1" w:styleId="TableNormal">
     <w:name w:val="Normal Table"/>
@@ -1143,7 +1060,7 @@
     <w:uiPriority w:val="99"/>
     <w:semiHidden/>
     <w:unhideWhenUsed/>
-    <w:rsid w:val="00B5486F"/>
+    <w:rsid w:val="0050453D"/>
   </w:style>
   <w:style w:type="paragraph" w:styleId="Title">
     <w:name w:val="Title"/>
@@ -1152,7 +1069,7 @@
     <w:link w:val="TitleChar"/>
     <w:uiPriority w:val="2"/>
     <w:qFormat/>
-    <w:rsid w:val="00B5486F"/>
+    <w:rsid w:val="0050453D"/>
     <w:pPr>
       <w:contextualSpacing/>
       <w:jc w:val="center"/>
@@ -1170,7 +1087,7 @@
     <w:basedOn w:val="Normal"/>
     <w:link w:val="FootnoteTextChar"/>
     <w:uiPriority w:val="10"/>
-    <w:rsid w:val="00B5486F"/>
+    <w:rsid w:val="0050453D"/>
     <w:rPr>
       <w:sz w:val="20"/>
       <w:szCs w:val="20"/>
@@ -1181,7 +1098,7 @@
     <w:basedOn w:val="DefaultParagraphFont"/>
     <w:link w:val="FootnoteText"/>
     <w:uiPriority w:val="10"/>
-    <w:rsid w:val="00B5486F"/>
+    <w:rsid w:val="0050453D"/>
     <w:rPr>
       <w:sz w:val="20"/>
       <w:szCs w:val="20"/>
@@ -1192,7 +1109,7 @@
     <w:basedOn w:val="DefaultParagraphFont"/>
     <w:link w:val="Heading1"/>
     <w:uiPriority w:val="1"/>
-    <w:rsid w:val="00B5486F"/>
+    <w:rsid w:val="0050453D"/>
     <w:rPr>
       <w:rFonts w:eastAsiaTheme="majorEastAsia"/>
       <w:b/>
@@ -1200,6 +1117,7 @@
       <w:color w:val="000000"/>
       <w:sz w:val="32"/>
       <w:szCs w:val="36"/>
+      <w14:ligatures w14:val="none"/>
     </w:rPr>
   </w:style>
   <w:style w:type="character" w:customStyle="1" w:styleId="Heading2Char">
@@ -1208,7 +1126,7 @@
     <w:link w:val="Heading2"/>
     <w:uiPriority w:val="1"/>
     <w:semiHidden/>
-    <w:rsid w:val="00B5486F"/>
+    <w:rsid w:val="0050453D"/>
     <w:rPr>
       <w:rFonts w:eastAsiaTheme="majorEastAsia"/>
       <w:b/>
@@ -1216,6 +1134,7 @@
       <w:color w:val="000000"/>
       <w:sz w:val="28"/>
       <w:szCs w:val="32"/>
+      <w14:ligatures w14:val="none"/>
     </w:rPr>
   </w:style>
   <w:style w:type="character" w:customStyle="1" w:styleId="Heading3Char">
@@ -1224,12 +1143,13 @@
     <w:link w:val="Heading3"/>
     <w:uiPriority w:val="1"/>
     <w:semiHidden/>
-    <w:rsid w:val="00B5486F"/>
+    <w:rsid w:val="0050453D"/>
     <w:rPr>
       <w:rFonts w:eastAsiaTheme="majorEastAsia"/>
       <w:b/>
       <w:bCs/>
       <w:color w:val="000000"/>
+      <w14:ligatures w14:val="none"/>
     </w:rPr>
   </w:style>
   <w:style w:type="character" w:customStyle="1" w:styleId="Heading4Char">
@@ -1238,7 +1158,7 @@
     <w:link w:val="Heading4"/>
     <w:uiPriority w:val="1"/>
     <w:semiHidden/>
-    <w:rsid w:val="00B5486F"/>
+    <w:rsid w:val="0050453D"/>
     <w:rPr>
       <w:rFonts w:eastAsiaTheme="majorEastAsia"/>
       <w:b/>
@@ -1246,6 +1166,7 @@
       <w:i/>
       <w:iCs/>
       <w:color w:val="000000"/>
+      <w14:ligatures w14:val="none"/>
     </w:rPr>
   </w:style>
   <w:style w:type="character" w:customStyle="1" w:styleId="Heading5Char">
@@ -1254,12 +1175,13 @@
     <w:link w:val="Heading5"/>
     <w:uiPriority w:val="1"/>
     <w:semiHidden/>
-    <w:rsid w:val="00B5486F"/>
+    <w:rsid w:val="0050453D"/>
     <w:rPr>
       <w:rFonts w:eastAsiaTheme="majorEastAsia"/>
       <w:b/>
       <w:bCs/>
       <w:color w:val="000000"/>
+      <w14:ligatures w14:val="none"/>
     </w:rPr>
   </w:style>
   <w:style w:type="character" w:customStyle="1" w:styleId="Heading6Char">
@@ -1268,12 +1190,13 @@
     <w:link w:val="Heading6"/>
     <w:uiPriority w:val="1"/>
     <w:semiHidden/>
-    <w:rsid w:val="00B5486F"/>
+    <w:rsid w:val="0050453D"/>
     <w:rPr>
       <w:rFonts w:eastAsiaTheme="majorEastAsia"/>
       <w:b/>
       <w:bCs/>
       <w:color w:val="000000"/>
+      <w14:ligatures w14:val="none"/>
     </w:rPr>
   </w:style>
   <w:style w:type="character" w:customStyle="1" w:styleId="Heading7Char">
@@ -1282,7 +1205,7 @@
     <w:link w:val="Heading7"/>
     <w:uiPriority w:val="1"/>
     <w:semiHidden/>
-    <w:rsid w:val="00B5486F"/>
+    <w:rsid w:val="0050453D"/>
     <w:rPr>
       <w:rFonts w:eastAsiaTheme="majorEastAsia"/>
       <w:b/>
@@ -1290,6 +1213,7 @@
       <w:i/>
       <w:iCs/>
       <w:color w:val="000000"/>
+      <w14:ligatures w14:val="none"/>
     </w:rPr>
   </w:style>
   <w:style w:type="character" w:customStyle="1" w:styleId="Heading8Char">
@@ -1298,13 +1222,14 @@
     <w:link w:val="Heading8"/>
     <w:uiPriority w:val="1"/>
     <w:semiHidden/>
-    <w:rsid w:val="00B5486F"/>
+    <w:rsid w:val="0050453D"/>
     <w:rPr>
       <w:rFonts w:eastAsiaTheme="majorEastAsia"/>
       <w:b/>
       <w:bCs/>
       <w:color w:val="000000"/>
       <w:lang w:bidi="fa-IR"/>
+      <w14:ligatures w14:val="none"/>
     </w:rPr>
   </w:style>
   <w:style w:type="character" w:customStyle="1" w:styleId="Heading9Char">
@@ -1313,7 +1238,7 @@
     <w:link w:val="Heading9"/>
     <w:uiPriority w:val="1"/>
     <w:semiHidden/>
-    <w:rsid w:val="00B5486F"/>
+    <w:rsid w:val="0050453D"/>
     <w:rPr>
       <w:rFonts w:eastAsiaTheme="majorEastAsia"/>
       <w:b/>
@@ -1324,6 +1249,7 @@
       <w:sz w:val="20"/>
       <w:szCs w:val="20"/>
       <w:lang w:bidi="fa-IR"/>
+      <w14:ligatures w14:val="none"/>
     </w:rPr>
   </w:style>
   <w:style w:type="character" w:customStyle="1" w:styleId="TitleChar">
@@ -1331,7 +1257,7 @@
     <w:basedOn w:val="DefaultParagraphFont"/>
     <w:link w:val="Title"/>
     <w:uiPriority w:val="2"/>
-    <w:rsid w:val="00B5486F"/>
+    <w:rsid w:val="0050453D"/>
     <w:rPr>
       <w:rFonts w:eastAsiaTheme="majorEastAsia" w:cs="B Titr"/>
       <w:spacing w:val="-10"/>
@@ -1344,7 +1270,7 @@
     <w:name w:val="page number"/>
     <w:basedOn w:val="DefaultParagraphFont"/>
     <w:uiPriority w:val="12"/>
-    <w:rsid w:val="00B5486F"/>
+    <w:rsid w:val="0050453D"/>
     <w:rPr>
       <w:sz w:val="20"/>
       <w:szCs w:val="24"/>
@@ -1355,7 +1281,7 @@
     <w:basedOn w:val="Normal"/>
     <w:link w:val="BodyTextChar"/>
     <w:qFormat/>
-    <w:rsid w:val="00B5486F"/>
+    <w:rsid w:val="0050453D"/>
     <w:pPr>
       <w:spacing w:before="0" w:beforeAutospacing="0" w:after="0" w:afterAutospacing="0" w:line="580" w:lineRule="exact"/>
       <w:ind w:firstLine="227"/>
@@ -1366,14 +1292,14 @@
     <w:name w:val="Body Text Char"/>
     <w:basedOn w:val="DefaultParagraphFont"/>
     <w:link w:val="BodyText"/>
-    <w:rsid w:val="00B5486F"/>
+    <w:rsid w:val="0050453D"/>
   </w:style>
   <w:style w:type="paragraph" w:styleId="Caption">
     <w:name w:val="caption"/>
     <w:basedOn w:val="Normal"/>
     <w:next w:val="BodyText"/>
     <w:uiPriority w:val="11"/>
-    <w:rsid w:val="00B5486F"/>
+    <w:rsid w:val="0050453D"/>
     <w:pPr>
       <w:spacing w:after="580" w:afterAutospacing="0"/>
       <w:jc w:val="center"/>
@@ -1381,6 +1307,7 @@
     <w:rPr>
       <w:sz w:val="22"/>
       <w:szCs w:val="24"/>
+      <w14:ligatures w14:val="none"/>
     </w:rPr>
   </w:style>
   <w:style w:type="paragraph" w:styleId="BlockText">
@@ -1388,7 +1315,7 @@
     <w:basedOn w:val="Normal"/>
     <w:uiPriority w:val="5"/>
     <w:qFormat/>
-    <w:rsid w:val="00B5486F"/>
+    <w:rsid w:val="0050453D"/>
     <w:pPr>
       <w:pBdr>
         <w:top w:val="single" w:sz="2" w:space="10" w:color="auto"/>
@@ -1410,7 +1337,7 @@
     <w:link w:val="QuoteChar"/>
     <w:uiPriority w:val="5"/>
     <w:qFormat/>
-    <w:rsid w:val="00B5486F"/>
+    <w:rsid w:val="0050453D"/>
     <w:pPr>
       <w:spacing w:before="200"/>
       <w:ind w:left="851" w:right="851"/>
@@ -1425,7 +1352,7 @@
     <w:basedOn w:val="DefaultParagraphFont"/>
     <w:link w:val="Quote"/>
     <w:uiPriority w:val="5"/>
-    <w:rsid w:val="00B5486F"/>
+    <w:rsid w:val="0050453D"/>
     <w:rPr>
       <w:color w:val="404040" w:themeColor="text1" w:themeTint="BF"/>
     </w:rPr>
@@ -1435,7 +1362,7 @@
     <w:basedOn w:val="Normal"/>
     <w:link w:val="FooterChar"/>
     <w:uiPriority w:val="9"/>
-    <w:rsid w:val="00B5486F"/>
+    <w:rsid w:val="0050453D"/>
     <w:pPr>
       <w:tabs>
         <w:tab w:val="center" w:pos="4513"/>
@@ -1453,7 +1380,7 @@
     <w:basedOn w:val="DefaultParagraphFont"/>
     <w:link w:val="Footer"/>
     <w:uiPriority w:val="9"/>
-    <w:rsid w:val="00B5486F"/>
+    <w:rsid w:val="0050453D"/>
     <w:rPr>
       <w:sz w:val="22"/>
       <w:szCs w:val="24"/>
@@ -1464,7 +1391,7 @@
     <w:basedOn w:val="Normal"/>
     <w:link w:val="HeaderChar"/>
     <w:uiPriority w:val="9"/>
-    <w:rsid w:val="00B5486F"/>
+    <w:rsid w:val="0050453D"/>
     <w:pPr>
       <w:tabs>
         <w:tab w:val="center" w:pos="4513"/>
@@ -1482,7 +1409,7 @@
     <w:basedOn w:val="DefaultParagraphFont"/>
     <w:link w:val="Header"/>
     <w:uiPriority w:val="9"/>
-    <w:rsid w:val="00B5486F"/>
+    <w:rsid w:val="0050453D"/>
     <w:rPr>
       <w:sz w:val="22"/>
       <w:szCs w:val="24"/>
@@ -1495,7 +1422,7 @@
     <w:link w:val="SubtitleChar"/>
     <w:uiPriority w:val="3"/>
     <w:qFormat/>
-    <w:rsid w:val="00B5486F"/>
+    <w:rsid w:val="0050453D"/>
     <w:pPr>
       <w:numPr>
         <w:ilvl w:val="1"/>
@@ -1515,7 +1442,7 @@
     <w:basedOn w:val="DefaultParagraphFont"/>
     <w:link w:val="Subtitle"/>
     <w:uiPriority w:val="3"/>
-    <w:rsid w:val="00B5486F"/>
+    <w:rsid w:val="0050453D"/>
     <w:rPr>
       <w:rFonts w:eastAsiaTheme="minorEastAsia"/>
       <w:color w:val="5A5A5A" w:themeColor="text1" w:themeTint="A5"/>
@@ -1531,7 +1458,7 @@
     <w:link w:val="IntenseQuoteChar"/>
     <w:uiPriority w:val="5"/>
     <w:qFormat/>
-    <w:rsid w:val="00B5486F"/>
+    <w:rsid w:val="0050453D"/>
     <w:pPr>
       <w:pBdr>
         <w:top w:val="single" w:sz="4" w:space="10" w:color="auto"/>
@@ -1551,7 +1478,7 @@
     <w:basedOn w:val="DefaultParagraphFont"/>
     <w:link w:val="IntenseQuote"/>
     <w:uiPriority w:val="5"/>
-    <w:rsid w:val="00B5486F"/>
+    <w:rsid w:val="0050453D"/>
     <w:rPr>
       <w:i/>
       <w:iCs/>
@@ -1562,7 +1489,7 @@
     <w:basedOn w:val="DefaultParagraphFont"/>
     <w:uiPriority w:val="4"/>
     <w:qFormat/>
-    <w:rsid w:val="00B5486F"/>
+    <w:rsid w:val="0050453D"/>
     <w:rPr>
       <w:i/>
       <w:iCs/>
@@ -1573,7 +1500,7 @@
     <w:basedOn w:val="DefaultParagraphFont"/>
     <w:uiPriority w:val="4"/>
     <w:qFormat/>
-    <w:rsid w:val="00B5486F"/>
+    <w:rsid w:val="0050453D"/>
     <w:rPr>
       <w:b/>
       <w:bCs/>
@@ -1584,7 +1511,7 @@
     <w:basedOn w:val="Normal"/>
     <w:uiPriority w:val="6"/>
     <w:qFormat/>
-    <w:rsid w:val="00B5486F"/>
+    <w:rsid w:val="0050453D"/>
     <w:pPr>
       <w:ind w:left="720"/>
       <w:contextualSpacing/>
@@ -1595,14 +1522,14 @@
     <w:basedOn w:val="Normal"/>
     <w:uiPriority w:val="6"/>
     <w:qFormat/>
-    <w:rsid w:val="00B5486F"/>
+    <w:rsid w:val="0050453D"/>
   </w:style>
   <w:style w:type="paragraph" w:styleId="EndnoteText">
     <w:name w:val="endnote text"/>
     <w:basedOn w:val="Normal"/>
     <w:link w:val="EndnoteTextChar"/>
     <w:uiPriority w:val="10"/>
-    <w:rsid w:val="00B5486F"/>
+    <w:rsid w:val="0050453D"/>
     <w:pPr>
       <w:spacing w:before="0" w:after="0"/>
     </w:pPr>
@@ -1616,7 +1543,7 @@
     <w:basedOn w:val="DefaultParagraphFont"/>
     <w:link w:val="EndnoteText"/>
     <w:uiPriority w:val="10"/>
-    <w:rsid w:val="00B5486F"/>
+    <w:rsid w:val="0050453D"/>
     <w:rPr>
       <w:sz w:val="20"/>
       <w:szCs w:val="20"/>
@@ -1630,7 +1557,7 @@
     <w:semiHidden/>
     <w:unhideWhenUsed/>
     <w:qFormat/>
-    <w:rsid w:val="00B5486F"/>
+    <w:rsid w:val="0050453D"/>
     <w:pPr>
       <w:spacing w:before="0" w:after="0"/>
     </w:pPr>
@@ -1645,7 +1572,7 @@
     <w:link w:val="PlainText"/>
     <w:uiPriority w:val="19"/>
     <w:semiHidden/>
-    <w:rsid w:val="00B5486F"/>
+    <w:rsid w:val="0050453D"/>
     <w:rPr>
       <w:sz w:val="21"/>
       <w:szCs w:val="21"/>
@@ -1656,7 +1583,7 @@
     <w:basedOn w:val="Normal"/>
     <w:next w:val="Normal"/>
     <w:uiPriority w:val="11"/>
-    <w:rsid w:val="00B5486F"/>
+    <w:rsid w:val="0050453D"/>
     <w:pPr>
       <w:spacing w:after="0"/>
     </w:pPr>
@@ -1672,612 +1599,6 @@
     </w:rPr>
   </w:style>
 </w:styles>
-</file>
-
-<file path=word/glossary/document.xml><?xml version="1.0" encoding="utf-8"?>
-<w:glossaryDocument xmlns:wpc="http://schemas.microsoft.com/office/word/2010/wordprocessingCanvas" xmlns:cx="http://schemas.microsoft.com/office/drawing/2014/chartex" xmlns:cx1="http://schemas.microsoft.com/office/drawing/2015/9/8/chartex" xmlns:cx2="http://schemas.microsoft.com/office/drawing/2015/10/21/chartex" xmlns:cx3="http://schemas.microsoft.com/office/drawing/2016/5/9/chartex" xmlns:cx4="http://schemas.microsoft.com/office/drawing/2016/5/10/chartex" xmlns:cx5="http://schemas.microsoft.com/office/drawing/2016/5/11/chartex" xmlns:cx6="http://schemas.microsoft.com/office/drawing/2016/5/12/chartex" xmlns:cx7="http://schemas.microsoft.com/office/drawing/2016/5/13/chartex" xmlns:cx8="http://schemas.microsoft.com/office/drawing/2016/5/14/chartex" xmlns:mc="http://schemas.openxmlformats.org/markup-compatibility/2006" xmlns:aink="http://schemas.microsoft.com/office/drawing/2016/ink" xmlns:am3d="http://schemas.microsoft.com/office/drawing/2017/model3d" xmlns:o="urn:schemas-microsoft-com:office:office" xmlns:oel="http://schemas.microsoft.com/office/2019/extlst" xmlns:r="http://schemas.openxmlformats.org/officeDocument/2006/relationships" xmlns:m="http://schemas.openxmlformats.org/officeDocument/2006/math" xmlns:v="urn:schemas-microsoft-com:vml" xmlns:wp14="http://schemas.microsoft.com/office/word/2010/wordprocessingDrawing" xmlns:wp="http://schemas.openxmlformats.org/drawingml/2006/wordprocessingDrawing" xmlns:w10="urn:schemas-microsoft-com:office:word" xmlns:w="http://schemas.openxmlformats.org/wordprocessingml/2006/main" xmlns:w14="http://schemas.microsoft.com/office/word/2010/wordml" xmlns:w15="http://schemas.microsoft.com/office/word/2012/wordml" xmlns:w16cex="http://schemas.microsoft.com/office/word/2018/wordml/cex" xmlns:w16cid="http://schemas.microsoft.com/office/word/2016/wordml/cid" xmlns:w16="http://schemas.microsoft.com/office/word/2018/wordml" xmlns:w16du="http://schemas.microsoft.com/office/word/2023/wordml/word16du" xmlns:w16sdtdh="http://schemas.microsoft.com/office/word/2020/wordml/sdtdatahash" xmlns:w16sdtfl="http://schemas.microsoft.com/office/word/2024/wordml/sdtformatlock" xmlns:w16se="http://schemas.microsoft.com/office/word/2015/wordml/symex" xmlns:wpg="http://schemas.microsoft.com/office/word/2010/wordprocessingGroup" xmlns:wpi="http://schemas.microsoft.com/office/word/2010/wordprocessingInk" xmlns:wne="http://schemas.microsoft.com/office/word/2006/wordml" xmlns:wps="http://schemas.microsoft.com/office/word/2010/wordprocessingShape" mc:Ignorable="w14 w15 w16se w16cid w16 w16cex w16sdtdh w16sdtfl w16du wp14">
-  <w:docParts>
-    <w:docPart>
-      <w:docPartPr>
-        <w:name w:val="442B968BA05349C4B60B296545D070A6"/>
-        <w:category>
-          <w:name w:val="General"/>
-          <w:gallery w:val="placeholder"/>
-        </w:category>
-        <w:types>
-          <w:type w:val="bbPlcHdr"/>
-        </w:types>
-        <w:behaviors>
-          <w:behavior w:val="content"/>
-        </w:behaviors>
-        <w:guid w:val="{7050F466-2905-4563-A1F7-DF1A1CAB63BF}"/>
-      </w:docPartPr>
-      <w:docPartBody>
-        <w:p>
-          <w:r>
-            <w:rPr>
-              <w:rStyle w:val="PlaceholderText"/>
-            </w:rPr>
-            <w:t xml:space="preserve"> </w:t>
-          </w:r>
-        </w:p>
-      </w:docPartBody>
-    </w:docPart>
-    <w:docPart>
-      <w:docPartPr>
-        <w:name w:val="33BE7C6498AC4CCC95D1148163C196B5"/>
-        <w:category>
-          <w:name w:val="General"/>
-          <w:gallery w:val="placeholder"/>
-        </w:category>
-        <w:types>
-          <w:type w:val="bbPlcHdr"/>
-        </w:types>
-        <w:behaviors>
-          <w:behavior w:val="content"/>
-        </w:behaviors>
-        <w:guid w:val="{C1448369-FFFD-4C25-80CC-803F919DB4C9}"/>
-      </w:docPartPr>
-      <w:docPartBody>
-        <w:p>
-          <w:r>
-            <w:rPr>
-              <w:rStyle w:val="PlaceholderText"/>
-            </w:rPr>
-            <w:t xml:space="preserve"> </w:t>
-          </w:r>
-        </w:p>
-      </w:docPartBody>
-    </w:docPart>
-  </w:docParts>
-</w:glossaryDocument>
-</file>
-
-<file path=word/glossary/fontTable.xml><?xml version="1.0" encoding="utf-8"?>
-<w:fonts xmlns:mc="http://schemas.openxmlformats.org/markup-compatibility/2006" xmlns:r="http://schemas.openxmlformats.org/officeDocument/2006/relationships" xmlns:w="http://schemas.openxmlformats.org/wordprocessingml/2006/main" xmlns:w14="http://schemas.microsoft.com/office/word/2010/wordml" xmlns:w15="http://schemas.microsoft.com/office/word/2012/wordml" xmlns:w16cex="http://schemas.microsoft.com/office/word/2018/wordml/cex" xmlns:w16cid="http://schemas.microsoft.com/office/word/2016/wordml/cid" xmlns:w16="http://schemas.microsoft.com/office/word/2018/wordml" xmlns:w16du="http://schemas.microsoft.com/office/word/2023/wordml/word16du" xmlns:w16sdtdh="http://schemas.microsoft.com/office/word/2020/wordml/sdtdatahash" xmlns:w16sdtfl="http://schemas.microsoft.com/office/word/2024/wordml/sdtformatlock" xmlns:w16se="http://schemas.microsoft.com/office/word/2015/wordml/symex" mc:Ignorable="w14 w15 w16se w16cid w16 w16cex w16sdtdh w16sdtfl w16du">
-  <w:font w:name="B Nazanin">
-    <w:panose1 w:val="00000400000000000000"/>
-    <w:charset w:val="B2"/>
-    <w:family w:val="auto"/>
-    <w:pitch w:val="variable"/>
-    <w:sig w:usb0="00002001" w:usb1="80000000" w:usb2="00000008" w:usb3="00000000" w:csb0="00000040" w:csb1="00000000"/>
-  </w:font>
-  <w:font w:name="Times New Roman">
-    <w:panose1 w:val="02020603050405020304"/>
-    <w:charset w:val="00"/>
-    <w:family w:val="roman"/>
-    <w:pitch w:val="variable"/>
-    <w:sig w:usb0="E0002EFF" w:usb1="C000785B" w:usb2="00000009" w:usb3="00000000" w:csb0="000001FF" w:csb1="00000000"/>
-  </w:font>
-  <w:font w:name="Calibri">
-    <w:panose1 w:val="020F0502020204030204"/>
-    <w:charset w:val="00"/>
-    <w:family w:val="swiss"/>
-    <w:pitch w:val="variable"/>
-    <w:sig w:usb0="E4002EFF" w:usb1="C200247B" w:usb2="00000009" w:usb3="00000000" w:csb0="000001FF" w:csb1="00000000"/>
-  </w:font>
-  <w:font w:name="B Titr">
-    <w:panose1 w:val="00000700000000000000"/>
-    <w:charset w:val="B2"/>
-    <w:family w:val="auto"/>
-    <w:pitch w:val="variable"/>
-    <w:sig w:usb0="00002001" w:usb1="80000000" w:usb2="00000008" w:usb3="00000000" w:csb0="00000040" w:csb1="00000000"/>
-  </w:font>
-  <w:font w:name="Calibri Light">
-    <w:panose1 w:val="020F0302020204030204"/>
-    <w:charset w:val="00"/>
-    <w:family w:val="swiss"/>
-    <w:pitch w:val="variable"/>
-    <w:sig w:usb0="E4002EFF" w:usb1="C200247B" w:usb2="00000009" w:usb3="00000000" w:csb0="000001FF" w:csb1="00000000"/>
-  </w:font>
-  <w:font w:name="Arial">
-    <w:panose1 w:val="020B0604020202020204"/>
-    <w:charset w:val="00"/>
-    <w:family w:val="swiss"/>
-    <w:pitch w:val="variable"/>
-    <w:sig w:usb0="E0002EFF" w:usb1="C000785B" w:usb2="00000009" w:usb3="00000000" w:csb0="000001FF" w:csb1="00000000"/>
-  </w:font>
-</w:fonts>
-</file>
-
-<file path=word/glossary/settings.xml><?xml version="1.0" encoding="utf-8"?>
-<w:settings xmlns:mc="http://schemas.openxmlformats.org/markup-compatibility/2006" xmlns:o="urn:schemas-microsoft-com:office:office" xmlns:r="http://schemas.openxmlformats.org/officeDocument/2006/relationships" xmlns:m="http://schemas.openxmlformats.org/officeDocument/2006/math" xmlns:v="urn:schemas-microsoft-com:vml" xmlns:w10="urn:schemas-microsoft-com:office:word" xmlns:w="http://schemas.openxmlformats.org/wordprocessingml/2006/main" xmlns:w14="http://schemas.microsoft.com/office/word/2010/wordml" xmlns:w15="http://schemas.microsoft.com/office/word/2012/wordml" xmlns:w16cex="http://schemas.microsoft.com/office/word/2018/wordml/cex" xmlns:w16cid="http://schemas.microsoft.com/office/word/2016/wordml/cid" xmlns:w16="http://schemas.microsoft.com/office/word/2018/wordml" xmlns:w16du="http://schemas.microsoft.com/office/word/2023/wordml/word16du" xmlns:w16sdtdh="http://schemas.microsoft.com/office/word/2020/wordml/sdtdatahash" xmlns:w16sdtfl="http://schemas.microsoft.com/office/word/2024/wordml/sdtformatlock" xmlns:w16se="http://schemas.microsoft.com/office/word/2015/wordml/symex" xmlns:sl="http://schemas.openxmlformats.org/schemaLibrary/2006/main" mc:Ignorable="w14 w15 w16se w16cid w16 w16cex w16sdtdh w16sdtfl w16du">
-  <w:view w:val="normal"/>
-  <w:defaultTabStop w:val="720"/>
-  <w:characterSpacingControl w:val="doNotCompress"/>
-  <w:compat>
-    <w:useFELayout/>
-    <w:compatSetting w:name="compatibilityMode" w:uri="http://schemas.microsoft.com/office/word" w:val="15"/>
-    <w:compatSetting w:name="overrideTableStyleFontSizeAndJustification" w:uri="http://schemas.microsoft.com/office/word" w:val="1"/>
-    <w:compatSetting w:name="enableOpenTypeFeatures" w:uri="http://schemas.microsoft.com/office/word" w:val="1"/>
-    <w:compatSetting w:name="doNotFlipMirrorIndents" w:uri="http://schemas.microsoft.com/office/word" w:val="1"/>
-    <w:compatSetting w:name="differentiateMultirowTableHeaders" w:uri="http://schemas.microsoft.com/office/word" w:val="1"/>
-    <w:compatSetting w:name="useWord2013TrackBottomHyphenation" w:uri="http://schemas.microsoft.com/office/word" w:val="0"/>
-  </w:compat>
-  <w:rsids>
-    <w:rsidRoot w:val="007D18A0"/>
-    <w:rsid w:val="00173762"/>
-    <w:rsid w:val="00263AFE"/>
-    <w:rsid w:val="00390735"/>
-    <w:rsid w:val="003D4E77"/>
-    <w:rsid w:val="00522DEA"/>
-    <w:rsid w:val="00641623"/>
-    <w:rsid w:val="007D18A0"/>
-    <w:rsid w:val="00B465F4"/>
-    <w:rsid w:val="00C65BE6"/>
-    <w:rsid w:val="00D7730E"/>
-    <w:rsid w:val="00E10ED4"/>
-    <w:rsid w:val="00E81523"/>
-    <w:rsid w:val="00ED7378"/>
-    <w:rsid w:val="00FB5BB0"/>
-  </w:rsids>
-  <m:mathPr>
-    <m:mathFont m:val="Cambria Math"/>
-    <m:brkBin m:val="before"/>
-    <m:brkBinSub m:val="--"/>
-    <m:smallFrac m:val="0"/>
-    <m:dispDef/>
-    <m:lMargin m:val="0"/>
-    <m:rMargin m:val="0"/>
-    <m:defJc m:val="centerGroup"/>
-    <m:wrapIndent m:val="1440"/>
-    <m:intLim m:val="subSup"/>
-    <m:naryLim m:val="undOvr"/>
-  </m:mathPr>
-  <w:themeFontLang w:val="en-US" w:bidi="ar-SA"/>
-  <w:clrSchemeMapping w:bg1="light1" w:t1="dark1" w:bg2="light2" w:t2="dark2" w:accent1="accent1" w:accent2="accent2" w:accent3="accent3" w:accent4="accent4" w:accent5="accent5" w:accent6="accent6" w:hyperlink="hyperlink" w:followedHyperlink="followedHyperlink"/>
-  <w:decimalSymbol w:val="."/>
-  <w:listSeparator w:val=","/>
-  <w15:chartTrackingRefBased/>
-</w:settings>
-</file>
-
-<file path=word/glossary/styles.xml><?xml version="1.0" encoding="utf-8"?>
-<w:styles xmlns:mc="http://schemas.openxmlformats.org/markup-compatibility/2006" xmlns:r="http://schemas.openxmlformats.org/officeDocument/2006/relationships" xmlns:w="http://schemas.openxmlformats.org/wordprocessingml/2006/main" xmlns:w14="http://schemas.microsoft.com/office/word/2010/wordml" xmlns:w15="http://schemas.microsoft.com/office/word/2012/wordml" xmlns:w16cex="http://schemas.microsoft.com/office/word/2018/wordml/cex" xmlns:w16cid="http://schemas.microsoft.com/office/word/2016/wordml/cid" xmlns:w16="http://schemas.microsoft.com/office/word/2018/wordml" xmlns:w16du="http://schemas.microsoft.com/office/word/2023/wordml/word16du" xmlns:w16sdtdh="http://schemas.microsoft.com/office/word/2020/wordml/sdtdatahash" xmlns:w16sdtfl="http://schemas.microsoft.com/office/word/2024/wordml/sdtformatlock" xmlns:w16se="http://schemas.microsoft.com/office/word/2015/wordml/symex" mc:Ignorable="w14 w15 w16se w16cid w16 w16cex w16sdtdh w16sdtfl w16du">
-  <w:docDefaults>
-    <w:rPrDefault>
-      <w:rPr>
-        <w:rFonts w:asciiTheme="minorHAnsi" w:eastAsiaTheme="minorEastAsia" w:hAnsiTheme="minorHAnsi" w:cstheme="minorBidi"/>
-        <w:kern w:val="2"/>
-        <w:sz w:val="22"/>
-        <w:szCs w:val="22"/>
-        <w:lang w:val="en-US" w:eastAsia="en-US" w:bidi="ar-SA"/>
-        <w14:ligatures w14:val="standardContextual"/>
-      </w:rPr>
-    </w:rPrDefault>
-    <w:pPrDefault>
-      <w:pPr>
-        <w:spacing w:after="160" w:line="259" w:lineRule="auto"/>
-      </w:pPr>
-    </w:pPrDefault>
-  </w:docDefaults>
-  <w:latentStyles w:defLockedState="0" w:defUIPriority="99" w:defSemiHidden="0" w:defUnhideWhenUsed="0" w:defQFormat="0" w:count="376">
-    <w:lsdException w:name="Normal" w:uiPriority="0" w:qFormat="1"/>
-    <w:lsdException w:name="heading 1" w:uiPriority="9" w:qFormat="1"/>
-    <w:lsdException w:name="heading 2" w:semiHidden="1" w:uiPriority="9" w:unhideWhenUsed="1" w:qFormat="1"/>
-    <w:lsdException w:name="heading 3" w:semiHidden="1" w:uiPriority="9" w:unhideWhenUsed="1" w:qFormat="1"/>
-    <w:lsdException w:name="heading 4" w:semiHidden="1" w:uiPriority="9" w:unhideWhenUsed="1" w:qFormat="1"/>
-    <w:lsdException w:name="heading 5" w:semiHidden="1" w:uiPriority="9" w:unhideWhenUsed="1" w:qFormat="1"/>
-    <w:lsdException w:name="heading 6" w:semiHidden="1" w:uiPriority="9" w:unhideWhenUsed="1" w:qFormat="1"/>
-    <w:lsdException w:name="heading 7" w:semiHidden="1" w:uiPriority="9" w:unhideWhenUsed="1" w:qFormat="1"/>
-    <w:lsdException w:name="heading 8" w:semiHidden="1" w:uiPriority="9" w:unhideWhenUsed="1" w:qFormat="1"/>
-    <w:lsdException w:name="heading 9" w:semiHidden="1" w:uiPriority="9" w:unhideWhenUsed="1" w:qFormat="1"/>
-    <w:lsdException w:name="index 1" w:semiHidden="1" w:unhideWhenUsed="1"/>
-    <w:lsdException w:name="index 2" w:semiHidden="1" w:unhideWhenUsed="1"/>
-    <w:lsdException w:name="index 3" w:semiHidden="1" w:unhideWhenUsed="1"/>
-    <w:lsdException w:name="index 4" w:semiHidden="1" w:unhideWhenUsed="1"/>
-    <w:lsdException w:name="index 5" w:semiHidden="1" w:unhideWhenUsed="1"/>
-    <w:lsdException w:name="index 6" w:semiHidden="1" w:unhideWhenUsed="1"/>
-    <w:lsdException w:name="index 7" w:semiHidden="1" w:unhideWhenUsed="1"/>
-    <w:lsdException w:name="index 8" w:semiHidden="1" w:unhideWhenUsed="1"/>
-    <w:lsdException w:name="index 9" w:semiHidden="1" w:unhideWhenUsed="1"/>
-    <w:lsdException w:name="toc 1" w:semiHidden="1" w:uiPriority="39" w:unhideWhenUsed="1"/>
-    <w:lsdException w:name="toc 2" w:semiHidden="1" w:uiPriority="39" w:unhideWhenUsed="1"/>
-    <w:lsdException w:name="toc 3" w:semiHidden="1" w:uiPriority="39" w:unhideWhenUsed="1"/>
-    <w:lsdException w:name="toc 4" w:semiHidden="1" w:uiPriority="39" w:unhideWhenUsed="1"/>
-    <w:lsdException w:name="toc 5" w:semiHidden="1" w:uiPriority="39" w:unhideWhenUsed="1"/>
-    <w:lsdException w:name="toc 6" w:semiHidden="1" w:uiPriority="39" w:unhideWhenUsed="1"/>
-    <w:lsdException w:name="toc 7" w:semiHidden="1" w:uiPriority="39" w:unhideWhenUsed="1"/>
-    <w:lsdException w:name="toc 8" w:semiHidden="1" w:uiPriority="39" w:unhideWhenUsed="1"/>
-    <w:lsdException w:name="toc 9" w:semiHidden="1" w:uiPriority="39" w:unhideWhenUsed="1"/>
-    <w:lsdException w:name="Normal Indent" w:semiHidden="1" w:unhideWhenUsed="1"/>
-    <w:lsdException w:name="footnote text" w:semiHidden="1" w:unhideWhenUsed="1"/>
-    <w:lsdException w:name="annotation text" w:semiHidden="1" w:unhideWhenUsed="1"/>
-    <w:lsdException w:name="header" w:semiHidden="1" w:unhideWhenUsed="1"/>
-    <w:lsdException w:name="footer" w:semiHidden="1" w:unhideWhenUsed="1"/>
-    <w:lsdException w:name="index heading" w:semiHidden="1" w:unhideWhenUsed="1"/>
-    <w:lsdException w:name="caption" w:semiHidden="1" w:uiPriority="35" w:unhideWhenUsed="1" w:qFormat="1"/>
-    <w:lsdException w:name="table of figures" w:semiHidden="1" w:unhideWhenUsed="1"/>
-    <w:lsdException w:name="envelope address" w:semiHidden="1" w:unhideWhenUsed="1"/>
-    <w:lsdException w:name="envelope return" w:semiHidden="1" w:unhideWhenUsed="1"/>
-    <w:lsdException w:name="footnote reference" w:semiHidden="1" w:unhideWhenUsed="1"/>
-    <w:lsdException w:name="annotation reference" w:semiHidden="1" w:unhideWhenUsed="1"/>
-    <w:lsdException w:name="line number" w:semiHidden="1" w:unhideWhenUsed="1"/>
-    <w:lsdException w:name="page number" w:semiHidden="1" w:unhideWhenUsed="1"/>
-    <w:lsdException w:name="endnote reference" w:semiHidden="1" w:unhideWhenUsed="1"/>
-    <w:lsdException w:name="endnote text" w:semiHidden="1" w:unhideWhenUsed="1"/>
-    <w:lsdException w:name="table of authorities" w:semiHidden="1" w:unhideWhenUsed="1"/>
-    <w:lsdException w:name="macro" w:semiHidden="1" w:unhideWhenUsed="1"/>
-    <w:lsdException w:name="toa heading" w:semiHidden="1" w:unhideWhenUsed="1"/>
-    <w:lsdException w:name="List" w:semiHidden="1" w:unhideWhenUsed="1"/>
-    <w:lsdException w:name="List Bullet" w:semiHidden="1" w:unhideWhenUsed="1"/>
-    <w:lsdException w:name="List Number" w:semiHidden="1" w:unhideWhenUsed="1"/>
-    <w:lsdException w:name="List 2" w:semiHidden="1" w:unhideWhenUsed="1"/>
-    <w:lsdException w:name="List 3" w:semiHidden="1" w:unhideWhenUsed="1"/>
-    <w:lsdException w:name="List 4" w:semiHidden="1" w:unhideWhenUsed="1"/>
-    <w:lsdException w:name="List 5" w:semiHidden="1" w:unhideWhenUsed="1"/>
-    <w:lsdException w:name="List Bullet 2" w:semiHidden="1" w:unhideWhenUsed="1"/>
-    <w:lsdException w:name="List Bullet 3" w:semiHidden="1" w:unhideWhenUsed="1"/>
-    <w:lsdException w:name="List Bullet 4" w:semiHidden="1" w:unhideWhenUsed="1"/>
-    <w:lsdException w:name="List Bullet 5" w:semiHidden="1" w:unhideWhenUsed="1"/>
-    <w:lsdException w:name="List Number 2" w:semiHidden="1" w:unhideWhenUsed="1"/>
-    <w:lsdException w:name="List Number 3" w:semiHidden="1" w:unhideWhenUsed="1"/>
-    <w:lsdException w:name="List Number 4" w:semiHidden="1" w:unhideWhenUsed="1"/>
-    <w:lsdException w:name="List Number 5" w:semiHidden="1" w:unhideWhenUsed="1"/>
-    <w:lsdException w:name="Title" w:uiPriority="10" w:qFormat="1"/>
-    <w:lsdException w:name="Closing" w:semiHidden="1" w:unhideWhenUsed="1"/>
-    <w:lsdException w:name="Signature" w:semiHidden="1" w:unhideWhenUsed="1"/>
-    <w:lsdException w:name="Default Paragraph Font" w:semiHidden="1" w:uiPriority="1" w:unhideWhenUsed="1"/>
-    <w:lsdException w:name="Body Text" w:semiHidden="1" w:unhideWhenUsed="1"/>
-    <w:lsdException w:name="Body Text Indent" w:semiHidden="1" w:unhideWhenUsed="1"/>
-    <w:lsdException w:name="List Continue" w:semiHidden="1" w:unhideWhenUsed="1"/>
-    <w:lsdException w:name="List Continue 2" w:semiHidden="1" w:unhideWhenUsed="1"/>
-    <w:lsdException w:name="List Continue 3" w:semiHidden="1" w:unhideWhenUsed="1"/>
-    <w:lsdException w:name="List Continue 4" w:semiHidden="1" w:unhideWhenUsed="1"/>
-    <w:lsdException w:name="List Continue 5" w:semiHidden="1" w:unhideWhenUsed="1"/>
-    <w:lsdException w:name="Message Header" w:semiHidden="1" w:unhideWhenUsed="1"/>
-    <w:lsdException w:name="Subtitle" w:uiPriority="11" w:qFormat="1"/>
-    <w:lsdException w:name="Salutation" w:semiHidden="1" w:unhideWhenUsed="1"/>
-    <w:lsdException w:name="Date" w:semiHidden="1" w:unhideWhenUsed="1"/>
-    <w:lsdException w:name="Body Text First Indent" w:semiHidden="1" w:unhideWhenUsed="1"/>
-    <w:lsdException w:name="Body Text First Indent 2" w:semiHidden="1" w:unhideWhenUsed="1"/>
-    <w:lsdException w:name="Note Heading" w:semiHidden="1" w:unhideWhenUsed="1"/>
-    <w:lsdException w:name="Body Text 2" w:semiHidden="1" w:unhideWhenUsed="1"/>
-    <w:lsdException w:name="Body Text 3" w:semiHidden="1" w:unhideWhenUsed="1"/>
-    <w:lsdException w:name="Body Text Indent 2" w:semiHidden="1" w:unhideWhenUsed="1"/>
-    <w:lsdException w:name="Body Text Indent 3" w:semiHidden="1" w:unhideWhenUsed="1"/>
-    <w:lsdException w:name="Block Text" w:semiHidden="1" w:unhideWhenUsed="1"/>
-    <w:lsdException w:name="Hyperlink" w:semiHidden="1" w:unhideWhenUsed="1"/>
-    <w:lsdException w:name="FollowedHyperlink" w:semiHidden="1" w:unhideWhenUsed="1"/>
-    <w:lsdException w:name="Strong" w:uiPriority="22" w:qFormat="1"/>
-    <w:lsdException w:name="Emphasis" w:uiPriority="20" w:qFormat="1"/>
-    <w:lsdException w:name="Document Map" w:semiHidden="1" w:unhideWhenUsed="1"/>
-    <w:lsdException w:name="Plain Text" w:semiHidden="1" w:unhideWhenUsed="1"/>
-    <w:lsdException w:name="E-mail Signature" w:semiHidden="1" w:unhideWhenUsed="1"/>
-    <w:lsdException w:name="HTML Top of Form" w:semiHidden="1" w:unhideWhenUsed="1"/>
-    <w:lsdException w:name="HTML Bottom of Form" w:semiHidden="1" w:unhideWhenUsed="1"/>
-    <w:lsdException w:name="Normal (Web)" w:semiHidden="1" w:unhideWhenUsed="1"/>
-    <w:lsdException w:name="HTML Acronym" w:semiHidden="1" w:unhideWhenUsed="1"/>
-    <w:lsdException w:name="HTML Address" w:semiHidden="1" w:unhideWhenUsed="1"/>
-    <w:lsdException w:name="HTML Cite" w:semiHidden="1" w:unhideWhenUsed="1"/>
-    <w:lsdException w:name="HTML Code" w:semiHidden="1" w:unhideWhenUsed="1"/>
-    <w:lsdException w:name="HTML Definition" w:semiHidden="1" w:unhideWhenUsed="1"/>
-    <w:lsdException w:name="HTML Keyboard" w:semiHidden="1" w:unhideWhenUsed="1"/>
-    <w:lsdException w:name="HTML Preformatted" w:semiHidden="1" w:unhideWhenUsed="1"/>
-    <w:lsdException w:name="HTML Sample" w:semiHidden="1" w:unhideWhenUsed="1"/>
-    <w:lsdException w:name="HTML Typewriter" w:semiHidden="1" w:unhideWhenUsed="1"/>
-    <w:lsdException w:name="HTML Variable" w:semiHidden="1" w:unhideWhenUsed="1"/>
-    <w:lsdException w:name="Normal Table" w:semiHidden="1" w:unhideWhenUsed="1"/>
-    <w:lsdException w:name="annotation subject" w:semiHidden="1" w:unhideWhenUsed="1"/>
-    <w:lsdException w:name="No List" w:semiHidden="1" w:unhideWhenUsed="1"/>
-    <w:lsdException w:name="Outline List 1" w:semiHidden="1" w:unhideWhenUsed="1"/>
-    <w:lsdException w:name="Outline List 2" w:semiHidden="1" w:unhideWhenUsed="1"/>
-    <w:lsdException w:name="Outline List 3" w:semiHidden="1" w:unhideWhenUsed="1"/>
-    <w:lsdException w:name="Table Simple 1" w:semiHidden="1" w:unhideWhenUsed="1"/>
-    <w:lsdException w:name="Table Simple 2" w:semiHidden="1" w:unhideWhenUsed="1"/>
-    <w:lsdException w:name="Table Simple 3" w:semiHidden="1" w:unhideWhenUsed="1"/>
-    <w:lsdException w:name="Table Classic 1" w:semiHidden="1" w:unhideWhenUsed="1"/>
-    <w:lsdException w:name="Table Classic 2" w:semiHidden="1" w:unhideWhenUsed="1"/>
-    <w:lsdException w:name="Table Classic 3" w:semiHidden="1" w:unhideWhenUsed="1"/>
-    <w:lsdException w:name="Table Classic 4" w:semiHidden="1" w:unhideWhenUsed="1"/>
-    <w:lsdException w:name="Table Colorful 1" w:semiHidden="1" w:unhideWhenUsed="1"/>
-    <w:lsdException w:name="Table Colorful 2" w:semiHidden="1" w:unhideWhenUsed="1"/>
-    <w:lsdException w:name="Table Colorful 3" w:semiHidden="1" w:unhideWhenUsed="1"/>
-    <w:lsdException w:name="Table Columns 1" w:semiHidden="1" w:unhideWhenUsed="1"/>
-    <w:lsdException w:name="Table Columns 2" w:semiHidden="1" w:unhideWhenUsed="1"/>
-    <w:lsdException w:name="Table Columns 3" w:semiHidden="1" w:unhideWhenUsed="1"/>
-    <w:lsdException w:name="Table Columns 4" w:semiHidden="1" w:unhideWhenUsed="1"/>
-    <w:lsdException w:name="Table Columns 5" w:semiHidden="1" w:unhideWhenUsed="1"/>
-    <w:lsdException w:name="Table Grid 1" w:semiHidden="1" w:unhideWhenUsed="1"/>
-    <w:lsdException w:name="Table Grid 2" w:semiHidden="1" w:unhideWhenUsed="1"/>
-    <w:lsdException w:name="Table Grid 3" w:semiHidden="1" w:unhideWhenUsed="1"/>
-    <w:lsdException w:name="Table Grid 4" w:semiHidden="1" w:unhideWhenUsed="1"/>
-    <w:lsdException w:name="Table Grid 5" w:semiHidden="1" w:unhideWhenUsed="1"/>
-    <w:lsdException w:name="Table Grid 6" w:semiHidden="1" w:unhideWhenUsed="1"/>
-    <w:lsdException w:name="Table Grid 7" w:semiHidden="1" w:unhideWhenUsed="1"/>
-    <w:lsdException w:name="Table Grid 8" w:semiHidden="1" w:unhideWhenUsed="1"/>
-    <w:lsdException w:name="Table List 1" w:semiHidden="1" w:unhideWhenUsed="1"/>
-    <w:lsdException w:name="Table List 2" w:semiHidden="1" w:unhideWhenUsed="1"/>
-    <w:lsdException w:name="Table List 3" w:semiHidden="1" w:unhideWhenUsed="1"/>
-    <w:lsdException w:name="Table List 4" w:semiHidden="1" w:unhideWhenUsed="1"/>
-    <w:lsdException w:name="Table List 5" w:semiHidden="1" w:unhideWhenUsed="1"/>
-    <w:lsdException w:name="Table List 6" w:semiHidden="1" w:unhideWhenUsed="1"/>
-    <w:lsdException w:name="Table List 7" w:semiHidden="1" w:unhideWhenUsed="1"/>
-    <w:lsdException w:name="Table List 8" w:semiHidden="1" w:unhideWhenUsed="1"/>
-    <w:lsdException w:name="Table 3D effects 1" w:semiHidden="1" w:unhideWhenUsed="1"/>
-    <w:lsdException w:name="Table 3D effects 2" w:semiHidden="1" w:unhideWhenUsed="1"/>
-    <w:lsdException w:name="Table 3D effects 3" w:semiHidden="1" w:unhideWhenUsed="1"/>
-    <w:lsdException w:name="Table Contemporary" w:semiHidden="1" w:unhideWhenUsed="1"/>
-    <w:lsdException w:name="Table Elegant" w:semiHidden="1" w:unhideWhenUsed="1"/>
-    <w:lsdException w:name="Table Professional" w:semiHidden="1" w:unhideWhenUsed="1"/>
-    <w:lsdException w:name="Table Subtle 1" w:semiHidden="1" w:unhideWhenUsed="1"/>
-    <w:lsdException w:name="Table Subtle 2" w:semiHidden="1" w:unhideWhenUsed="1"/>
-    <w:lsdException w:name="Table Web 1" w:semiHidden="1" w:unhideWhenUsed="1"/>
-    <w:lsdException w:name="Table Web 2" w:semiHidden="1" w:unhideWhenUsed="1"/>
-    <w:lsdException w:name="Table Web 3" w:semiHidden="1" w:unhideWhenUsed="1"/>
-    <w:lsdException w:name="Balloon Text" w:semiHidden="1" w:unhideWhenUsed="1"/>
-    <w:lsdException w:name="Table Grid" w:uiPriority="39"/>
-    <w:lsdException w:name="Table Theme" w:semiHidden="1" w:unhideWhenUsed="1"/>
-    <w:lsdException w:name="Placeholder Text" w:semiHidden="1"/>
-    <w:lsdException w:name="No Spacing" w:uiPriority="1" w:qFormat="1"/>
-    <w:lsdException w:name="Light Shading" w:uiPriority="60"/>
-    <w:lsdException w:name="Light List" w:uiPriority="61"/>
-    <w:lsdException w:name="Light Grid" w:uiPriority="62"/>
-    <w:lsdException w:name="Medium Shading 1" w:uiPriority="63"/>
-    <w:lsdException w:name="Medium Shading 2" w:uiPriority="64"/>
-    <w:lsdException w:name="Medium List 1" w:uiPriority="65"/>
-    <w:lsdException w:name="Medium List 2" w:uiPriority="66"/>
-    <w:lsdException w:name="Medium Grid 1" w:uiPriority="67"/>
-    <w:lsdException w:name="Medium Grid 2" w:uiPriority="68"/>
-    <w:lsdException w:name="Medium Grid 3" w:uiPriority="69"/>
-    <w:lsdException w:name="Dark List" w:uiPriority="70"/>
-    <w:lsdException w:name="Colorful Shading" w:uiPriority="71"/>
-    <w:lsdException w:name="Colorful List" w:uiPriority="72"/>
-    <w:lsdException w:name="Colorful Grid" w:uiPriority="73"/>
-    <w:lsdException w:name="Light Shading Accent 1" w:uiPriority="60"/>
-    <w:lsdException w:name="Light List Accent 1" w:uiPriority="61"/>
-    <w:lsdException w:name="Light Grid Accent 1" w:uiPriority="62"/>
-    <w:lsdException w:name="Medium Shading 1 Accent 1" w:uiPriority="63"/>
-    <w:lsdException w:name="Medium Shading 2 Accent 1" w:uiPriority="64"/>
-    <w:lsdException w:name="Medium List 1 Accent 1" w:uiPriority="65"/>
-    <w:lsdException w:name="Revision" w:semiHidden="1"/>
-    <w:lsdException w:name="List Paragraph" w:uiPriority="34" w:qFormat="1"/>
-    <w:lsdException w:name="Quote" w:uiPriority="29" w:qFormat="1"/>
-    <w:lsdException w:name="Intense Quote" w:uiPriority="30" w:qFormat="1"/>
-    <w:lsdException w:name="Medium List 2 Accent 1" w:uiPriority="66"/>
-    <w:lsdException w:name="Medium Grid 1 Accent 1" w:uiPriority="67"/>
-    <w:lsdException w:name="Medium Grid 2 Accent 1" w:uiPriority="68"/>
-    <w:lsdException w:name="Medium Grid 3 Accent 1" w:uiPriority="69"/>
-    <w:lsdException w:name="Dark List Accent 1" w:uiPriority="70"/>
-    <w:lsdException w:name="Colorful Shading Accent 1" w:uiPriority="71"/>
-    <w:lsdException w:name="Colorful List Accent 1" w:uiPriority="72"/>
-    <w:lsdException w:name="Colorful Grid Accent 1" w:uiPriority="73"/>
-    <w:lsdException w:name="Light Shading Accent 2" w:uiPriority="60"/>
-    <w:lsdException w:name="Light List Accent 2" w:uiPriority="61"/>
-    <w:lsdException w:name="Light Grid Accent 2" w:uiPriority="62"/>
-    <w:lsdException w:name="Medium Shading 1 Accent 2" w:uiPriority="63"/>
-    <w:lsdException w:name="Medium Shading 2 Accent 2" w:uiPriority="64"/>
-    <w:lsdException w:name="Medium List 1 Accent 2" w:uiPriority="65"/>
-    <w:lsdException w:name="Medium List 2 Accent 2" w:uiPriority="66"/>
-    <w:lsdException w:name="Medium Grid 1 Accent 2" w:uiPriority="67"/>
-    <w:lsdException w:name="Medium Grid 2 Accent 2" w:uiPriority="68"/>
-    <w:lsdException w:name="Medium Grid 3 Accent 2" w:uiPriority="69"/>
-    <w:lsdException w:name="Dark List Accent 2" w:uiPriority="70"/>
-    <w:lsdException w:name="Colorful Shading Accent 2" w:uiPriority="71"/>
-    <w:lsdException w:name="Colorful List Accent 2" w:uiPriority="72"/>
-    <w:lsdException w:name="Colorful Grid Accent 2" w:uiPriority="73"/>
-    <w:lsdException w:name="Light Shading Accent 3" w:uiPriority="60"/>
-    <w:lsdException w:name="Light List Accent 3" w:uiPriority="61"/>
-    <w:lsdException w:name="Light Grid Accent 3" w:uiPriority="62"/>
-    <w:lsdException w:name="Medium Shading 1 Accent 3" w:uiPriority="63"/>
-    <w:lsdException w:name="Medium Shading 2 Accent 3" w:uiPriority="64"/>
-    <w:lsdException w:name="Medium List 1 Accent 3" w:uiPriority="65"/>
-    <w:lsdException w:name="Medium List 2 Accent 3" w:uiPriority="66"/>
-    <w:lsdException w:name="Medium Grid 1 Accent 3" w:uiPriority="67"/>
-    <w:lsdException w:name="Medium Grid 2 Accent 3" w:uiPriority="68"/>
-    <w:lsdException w:name="Medium Grid 3 Accent 3" w:uiPriority="69"/>
-    <w:lsdException w:name="Dark List Accent 3" w:uiPriority="70"/>
-    <w:lsdException w:name="Colorful Shading Accent 3" w:uiPriority="71"/>
-    <w:lsdException w:name="Colorful List Accent 3" w:uiPriority="72"/>
-    <w:lsdException w:name="Colorful Grid Accent 3" w:uiPriority="73"/>
-    <w:lsdException w:name="Light Shading Accent 4" w:uiPriority="60"/>
-    <w:lsdException w:name="Light List Accent 4" w:uiPriority="61"/>
-    <w:lsdException w:name="Light Grid Accent 4" w:uiPriority="62"/>
-    <w:lsdException w:name="Medium Shading 1 Accent 4" w:uiPriority="63"/>
-    <w:lsdException w:name="Medium Shading 2 Accent 4" w:uiPriority="64"/>
-    <w:lsdException w:name="Medium List 1 Accent 4" w:uiPriority="65"/>
-    <w:lsdException w:name="Medium List 2 Accent 4" w:uiPriority="66"/>
-    <w:lsdException w:name="Medium Grid 1 Accent 4" w:uiPriority="67"/>
-    <w:lsdException w:name="Medium Grid 2 Accent 4" w:uiPriority="68"/>
-    <w:lsdException w:name="Medium Grid 3 Accent 4" w:uiPriority="69"/>
-    <w:lsdException w:name="Dark List Accent 4" w:uiPriority="70"/>
-    <w:lsdException w:name="Colorful Shading Accent 4" w:uiPriority="71"/>
-    <w:lsdException w:name="Colorful List Accent 4" w:uiPriority="72"/>
-    <w:lsdException w:name="Colorful Grid Accent 4" w:uiPriority="73"/>
-    <w:lsdException w:name="Light Shading Accent 5" w:uiPriority="60"/>
-    <w:lsdException w:name="Light List Accent 5" w:uiPriority="61"/>
-    <w:lsdException w:name="Light Grid Accent 5" w:uiPriority="62"/>
-    <w:lsdException w:name="Medium Shading 1 Accent 5" w:uiPriority="63"/>
-    <w:lsdException w:name="Medium Shading 2 Accent 5" w:uiPriority="64"/>
-    <w:lsdException w:name="Medium List 1 Accent 5" w:uiPriority="65"/>
-    <w:lsdException w:name="Medium List 2 Accent 5" w:uiPriority="66"/>
-    <w:lsdException w:name="Medium Grid 1 Accent 5" w:uiPriority="67"/>
-    <w:lsdException w:name="Medium Grid 2 Accent 5" w:uiPriority="68"/>
-    <w:lsdException w:name="Medium Grid 3 Accent 5" w:uiPriority="69"/>
-    <w:lsdException w:name="Dark List Accent 5" w:uiPriority="70"/>
-    <w:lsdException w:name="Colorful Shading Accent 5" w:uiPriority="71"/>
-    <w:lsdException w:name="Colorful List Accent 5" w:uiPriority="72"/>
-    <w:lsdException w:name="Colorful Grid Accent 5" w:uiPriority="73"/>
-    <w:lsdException w:name="Light Shading Accent 6" w:uiPriority="60"/>
-    <w:lsdException w:name="Light List Accent 6" w:uiPriority="61"/>
-    <w:lsdException w:name="Light Grid Accent 6" w:uiPriority="62"/>
-    <w:lsdException w:name="Medium Shading 1 Accent 6" w:uiPriority="63"/>
-    <w:lsdException w:name="Medium Shading 2 Accent 6" w:uiPriority="64"/>
-    <w:lsdException w:name="Medium List 1 Accent 6" w:uiPriority="65"/>
-    <w:lsdException w:name="Medium List 2 Accent 6" w:uiPriority="66"/>
-    <w:lsdException w:name="Medium Grid 1 Accent 6" w:uiPriority="67"/>
-    <w:lsdException w:name="Medium Grid 2 Accent 6" w:uiPriority="68"/>
-    <w:lsdException w:name="Medium Grid 3 Accent 6" w:uiPriority="69"/>
-    <w:lsdException w:name="Dark List Accent 6" w:uiPriority="70"/>
-    <w:lsdException w:name="Colorful Shading Accent 6" w:uiPriority="71"/>
-    <w:lsdException w:name="Colorful List Accent 6" w:uiPriority="72"/>
-    <w:lsdException w:name="Colorful Grid Accent 6" w:uiPriority="73"/>
-    <w:lsdException w:name="Subtle Emphasis" w:uiPriority="19" w:qFormat="1"/>
-    <w:lsdException w:name="Intense Emphasis" w:uiPriority="21" w:qFormat="1"/>
-    <w:lsdException w:name="Subtle Reference" w:uiPriority="31" w:qFormat="1"/>
-    <w:lsdException w:name="Intense Reference" w:uiPriority="32" w:qFormat="1"/>
-    <w:lsdException w:name="Book Title" w:uiPriority="33" w:qFormat="1"/>
-    <w:lsdException w:name="Bibliography" w:semiHidden="1" w:uiPriority="37" w:unhideWhenUsed="1"/>
-    <w:lsdException w:name="TOC Heading" w:semiHidden="1" w:uiPriority="39" w:unhideWhenUsed="1" w:qFormat="1"/>
-    <w:lsdException w:name="Plain Table 1" w:uiPriority="41"/>
-    <w:lsdException w:name="Plain Table 2" w:uiPriority="42"/>
-    <w:lsdException w:name="Plain Table 3" w:uiPriority="43"/>
-    <w:lsdException w:name="Plain Table 4" w:uiPriority="44"/>
-    <w:lsdException w:name="Plain Table 5" w:uiPriority="45"/>
-    <w:lsdException w:name="Grid Table Light" w:uiPriority="40"/>
-    <w:lsdException w:name="Grid Table 1 Light" w:uiPriority="46"/>
-    <w:lsdException w:name="Grid Table 2" w:uiPriority="47"/>
-    <w:lsdException w:name="Grid Table 3" w:uiPriority="48"/>
-    <w:lsdException w:name="Grid Table 4" w:uiPriority="49"/>
-    <w:lsdException w:name="Grid Table 5 Dark" w:uiPriority="50"/>
-    <w:lsdException w:name="Grid Table 6 Colorful" w:uiPriority="51"/>
-    <w:lsdException w:name="Grid Table 7 Colorful" w:uiPriority="52"/>
-    <w:lsdException w:name="Grid Table 1 Light Accent 1" w:uiPriority="46"/>
-    <w:lsdException w:name="Grid Table 2 Accent 1" w:uiPriority="47"/>
-    <w:lsdException w:name="Grid Table 3 Accent 1" w:uiPriority="48"/>
-    <w:lsdException w:name="Grid Table 4 Accent 1" w:uiPriority="49"/>
-    <w:lsdException w:name="Grid Table 5 Dark Accent 1" w:uiPriority="50"/>
-    <w:lsdException w:name="Grid Table 6 Colorful Accent 1" w:uiPriority="51"/>
-    <w:lsdException w:name="Grid Table 7 Colorful Accent 1" w:uiPriority="52"/>
-    <w:lsdException w:name="Grid Table 1 Light Accent 2" w:uiPriority="46"/>
-    <w:lsdException w:name="Grid Table 2 Accent 2" w:uiPriority="47"/>
-    <w:lsdException w:name="Grid Table 3 Accent 2" w:uiPriority="48"/>
-    <w:lsdException w:name="Grid Table 4 Accent 2" w:uiPriority="49"/>
-    <w:lsdException w:name="Grid Table 5 Dark Accent 2" w:uiPriority="50"/>
-    <w:lsdException w:name="Grid Table 6 Colorful Accent 2" w:uiPriority="51"/>
-    <w:lsdException w:name="Grid Table 7 Colorful Accent 2" w:uiPriority="52"/>
-    <w:lsdException w:name="Grid Table 1 Light Accent 3" w:uiPriority="46"/>
-    <w:lsdException w:name="Grid Table 2 Accent 3" w:uiPriority="47"/>
-    <w:lsdException w:name="Grid Table 3 Accent 3" w:uiPriority="48"/>
-    <w:lsdException w:name="Grid Table 4 Accent 3" w:uiPriority="49"/>
-    <w:lsdException w:name="Grid Table 5 Dark Accent 3" w:uiPriority="50"/>
-    <w:lsdException w:name="Grid Table 6 Colorful Accent 3" w:uiPriority="51"/>
-    <w:lsdException w:name="Grid Table 7 Colorful Accent 3" w:uiPriority="52"/>
-    <w:lsdException w:name="Grid Table 1 Light Accent 4" w:uiPriority="46"/>
-    <w:lsdException w:name="Grid Table 2 Accent 4" w:uiPriority="47"/>
-    <w:lsdException w:name="Grid Table 3 Accent 4" w:uiPriority="48"/>
-    <w:lsdException w:name="Grid Table 4 Accent 4" w:uiPriority="49"/>
-    <w:lsdException w:name="Grid Table 5 Dark Accent 4" w:uiPriority="50"/>
-    <w:lsdException w:name="Grid Table 6 Colorful Accent 4" w:uiPriority="51"/>
-    <w:lsdException w:name="Grid Table 7 Colorful Accent 4" w:uiPriority="52"/>
-    <w:lsdException w:name="Grid Table 1 Light Accent 5" w:uiPriority="46"/>
-    <w:lsdException w:name="Grid Table 2 Accent 5" w:uiPriority="47"/>
-    <w:lsdException w:name="Grid Table 3 Accent 5" w:uiPriority="48"/>
-    <w:lsdException w:name="Grid Table 4 Accent 5" w:uiPriority="49"/>
-    <w:lsdException w:name="Grid Table 5 Dark Accent 5" w:uiPriority="50"/>
-    <w:lsdException w:name="Grid Table 6 Colorful Accent 5" w:uiPriority="51"/>
-    <w:lsdException w:name="Grid Table 7 Colorful Accent 5" w:uiPriority="52"/>
-    <w:lsdException w:name="Grid Table 1 Light Accent 6" w:uiPriority="46"/>
-    <w:lsdException w:name="Grid Table 2 Accent 6" w:uiPriority="47"/>
-    <w:lsdException w:name="Grid Table 3 Accent 6" w:uiPriority="48"/>
-    <w:lsdException w:name="Grid Table 4 Accent 6" w:uiPriority="49"/>
-    <w:lsdException w:name="Grid Table 5 Dark Accent 6" w:uiPriority="50"/>
-    <w:lsdException w:name="Grid Table 6 Colorful Accent 6" w:uiPriority="51"/>
-    <w:lsdException w:name="Grid Table 7 Colorful Accent 6" w:uiPriority="52"/>
-    <w:lsdException w:name="List Table 1 Light" w:uiPriority="46"/>
-    <w:lsdException w:name="List Table 2" w:uiPriority="47"/>
-    <w:lsdException w:name="List Table 3" w:uiPriority="48"/>
-    <w:lsdException w:name="List Table 4" w:uiPriority="49"/>
-    <w:lsdException w:name="List Table 5 Dark" w:uiPriority="50"/>
-    <w:lsdException w:name="List Table 6 Colorful" w:uiPriority="51"/>
-    <w:lsdException w:name="List Table 7 Colorful" w:uiPriority="52"/>
-    <w:lsdException w:name="List Table 1 Light Accent 1" w:uiPriority="46"/>
-    <w:lsdException w:name="List Table 2 Accent 1" w:uiPriority="47"/>
-    <w:lsdException w:name="List Table 3 Accent 1" w:uiPriority="48"/>
-    <w:lsdException w:name="List Table 4 Accent 1" w:uiPriority="49"/>
-    <w:lsdException w:name="List Table 5 Dark Accent 1" w:uiPriority="50"/>
-    <w:lsdException w:name="List Table 6 Colorful Accent 1" w:uiPriority="51"/>
-    <w:lsdException w:name="List Table 7 Colorful Accent 1" w:uiPriority="52"/>
-    <w:lsdException w:name="List Table 1 Light Accent 2" w:uiPriority="46"/>
-    <w:lsdException w:name="List Table 2 Accent 2" w:uiPriority="47"/>
-    <w:lsdException w:name="List Table 3 Accent 2" w:uiPriority="48"/>
-    <w:lsdException w:name="List Table 4 Accent 2" w:uiPriority="49"/>
-    <w:lsdException w:name="List Table 5 Dark Accent 2" w:uiPriority="50"/>
-    <w:lsdException w:name="List Table 6 Colorful Accent 2" w:uiPriority="51"/>
-    <w:lsdException w:name="List Table 7 Colorful Accent 2" w:uiPriority="52"/>
-    <w:lsdException w:name="List Table 1 Light Accent 3" w:uiPriority="46"/>
-    <w:lsdException w:name="List Table 2 Accent 3" w:uiPriority="47"/>
-    <w:lsdException w:name="List Table 3 Accent 3" w:uiPriority="48"/>
-    <w:lsdException w:name="List Table 4 Accent 3" w:uiPriority="49"/>
-    <w:lsdException w:name="List Table 5 Dark Accent 3" w:uiPriority="50"/>
-    <w:lsdException w:name="List Table 6 Colorful Accent 3" w:uiPriority="51"/>
-    <w:lsdException w:name="List Table 7 Colorful Accent 3" w:uiPriority="52"/>
-    <w:lsdException w:name="List Table 1 Light Accent 4" w:uiPriority="46"/>
-    <w:lsdException w:name="List Table 2 Accent 4" w:uiPriority="47"/>
-    <w:lsdException w:name="List Table 3 Accent 4" w:uiPriority="48"/>
-    <w:lsdException w:name="List Table 4 Accent 4" w:uiPriority="49"/>
-    <w:lsdException w:name="List Table 5 Dark Accent 4" w:uiPriority="50"/>
-    <w:lsdException w:name="List Table 6 Colorful Accent 4" w:uiPriority="51"/>
-    <w:lsdException w:name="List Table 7 Colorful Accent 4" w:uiPriority="52"/>
-    <w:lsdException w:name="List Table 1 Light Accent 5" w:uiPriority="46"/>
-    <w:lsdException w:name="List Table 2 Accent 5" w:uiPriority="47"/>
-    <w:lsdException w:name="List Table 3 Accent 5" w:uiPriority="48"/>
-    <w:lsdException w:name="List Table 4 Accent 5" w:uiPriority="49"/>
-    <w:lsdException w:name="List Table 5 Dark Accent 5" w:uiPriority="50"/>
-    <w:lsdException w:name="List Table 6 Colorful Accent 5" w:uiPriority="51"/>
-    <w:lsdException w:name="List Table 7 Colorful Accent 5" w:uiPriority="52"/>
-    <w:lsdException w:name="List Table 1 Light Accent 6" w:uiPriority="46"/>
-    <w:lsdException w:name="List Table 2 Accent 6" w:uiPriority="47"/>
-    <w:lsdException w:name="List Table 3 Accent 6" w:uiPriority="48"/>
-    <w:lsdException w:name="List Table 4 Accent 6" w:uiPriority="49"/>
-    <w:lsdException w:name="List Table 5 Dark Accent 6" w:uiPriority="50"/>
-    <w:lsdException w:name="List Table 6 Colorful Accent 6" w:uiPriority="51"/>
-    <w:lsdException w:name="List Table 7 Colorful Accent 6" w:uiPriority="52"/>
-    <w:lsdException w:name="Mention" w:semiHidden="1" w:unhideWhenUsed="1"/>
-    <w:lsdException w:name="Smart Hyperlink" w:semiHidden="1" w:unhideWhenUsed="1"/>
-    <w:lsdException w:name="Hashtag" w:semiHidden="1" w:unhideWhenUsed="1"/>
-    <w:lsdException w:name="Unresolved Mention" w:semiHidden="1" w:unhideWhenUsed="1"/>
-    <w:lsdException w:name="Smart Link" w:semiHidden="1" w:unhideWhenUsed="1"/>
-  </w:latentStyles>
-  <w:style w:type="paragraph" w:default="1" w:styleId="Normal">
-    <w:name w:val="Normal"/>
-    <w:qFormat/>
-  </w:style>
-  <w:style w:type="character" w:default="1" w:styleId="DefaultParagraphFont">
-    <w:name w:val="Default Paragraph Font"/>
-    <w:uiPriority w:val="1"/>
-    <w:semiHidden/>
-    <w:unhideWhenUsed/>
-  </w:style>
-  <w:style w:type="table" w:default="1" w:styleId="TableNormal">
-    <w:name w:val="Normal Table"/>
-    <w:uiPriority w:val="99"/>
-    <w:semiHidden/>
-    <w:unhideWhenUsed/>
-    <w:tblPr>
-      <w:tblInd w:w="0" w:type="dxa"/>
-      <w:tblCellMar>
-        <w:top w:w="0" w:type="dxa"/>
-        <w:left w:w="108" w:type="dxa"/>
-        <w:bottom w:w="0" w:type="dxa"/>
-        <w:right w:w="108" w:type="dxa"/>
-      </w:tblCellMar>
-    </w:tblPr>
-  </w:style>
-  <w:style w:type="numbering" w:default="1" w:styleId="NoList">
-    <w:name w:val="No List"/>
-    <w:uiPriority w:val="99"/>
-    <w:semiHidden/>
-    <w:unhideWhenUsed/>
-  </w:style>
-  <w:style w:type="character" w:styleId="PlaceholderText">
-    <w:name w:val="Placeholder Text"/>
-    <w:basedOn w:val="DefaultParagraphFont"/>
-    <w:uiPriority w:val="99"/>
-    <w:semiHidden/>
-    <w:rsid w:val="00641623"/>
-    <w:rPr>
-      <w:color w:val="666666"/>
-    </w:rPr>
-  </w:style>
-</w:styles>
-</file>
-
-<file path=word/glossary/webSettings.xml><?xml version="1.0" encoding="utf-8"?>
-<w:webSettings xmlns:mc="http://schemas.openxmlformats.org/markup-compatibility/2006" xmlns:r="http://schemas.openxmlformats.org/officeDocument/2006/relationships" xmlns:w="http://schemas.openxmlformats.org/wordprocessingml/2006/main" xmlns:w14="http://schemas.microsoft.com/office/word/2010/wordml" xmlns:w15="http://schemas.microsoft.com/office/word/2012/wordml" xmlns:w16cex="http://schemas.microsoft.com/office/word/2018/wordml/cex" xmlns:w16cid="http://schemas.microsoft.com/office/word/2016/wordml/cid" xmlns:w16="http://schemas.microsoft.com/office/word/2018/wordml" xmlns:w16du="http://schemas.microsoft.com/office/word/2023/wordml/word16du" xmlns:w16sdtdh="http://schemas.microsoft.com/office/word/2020/wordml/sdtdatahash" xmlns:w16sdtfl="http://schemas.microsoft.com/office/word/2024/wordml/sdtformatlock" xmlns:w16se="http://schemas.microsoft.com/office/word/2015/wordml/symex" mc:Ignorable="w14 w15 w16se w16cid w16 w16cex w16sdtdh w16sdtfl w16du">
-  <w:optimizeForBrowser/>
-  <w:allowPNG/>
-</w:webSettings>
 </file>
 
 <file path=word/theme/theme1.xml><?xml version="1.0" encoding="utf-8"?>

--- a/YazdNegar/Templates/YazdUniversity/19_EnglishAbstract.docx
+++ b/YazdNegar/Templates/YazdUniversity/19_EnglishAbstract.docx
@@ -2,21 +2,119 @@
 <file path=word/document.xml><?xml version="1.0" encoding="utf-8"?>
 <w:document xmlns:wpc="http://schemas.microsoft.com/office/word/2010/wordprocessingCanvas" xmlns:cx="http://schemas.microsoft.com/office/drawing/2014/chartex" xmlns:cx1="http://schemas.microsoft.com/office/drawing/2015/9/8/chartex" xmlns:cx2="http://schemas.microsoft.com/office/drawing/2015/10/21/chartex" xmlns:cx3="http://schemas.microsoft.com/office/drawing/2016/5/9/chartex" xmlns:cx4="http://schemas.microsoft.com/office/drawing/2016/5/10/chartex" xmlns:cx5="http://schemas.microsoft.com/office/drawing/2016/5/11/chartex" xmlns:cx6="http://schemas.microsoft.com/office/drawing/2016/5/12/chartex" xmlns:cx7="http://schemas.microsoft.com/office/drawing/2016/5/13/chartex" xmlns:cx8="http://schemas.microsoft.com/office/drawing/2016/5/14/chartex" xmlns:mc="http://schemas.openxmlformats.org/markup-compatibility/2006" xmlns:aink="http://schemas.microsoft.com/office/drawing/2016/ink" xmlns:am3d="http://schemas.microsoft.com/office/drawing/2017/model3d" xmlns:o="urn:schemas-microsoft-com:office:office" xmlns:oel="http://schemas.microsoft.com/office/2019/extlst" xmlns:r="http://schemas.openxmlformats.org/officeDocument/2006/relationships" xmlns:m="http://schemas.openxmlformats.org/officeDocument/2006/math" xmlns:v="urn:schemas-microsoft-com:vml" xmlns:wp14="http://schemas.microsoft.com/office/word/2010/wordprocessingDrawing" xmlns:wp="http://schemas.openxmlformats.org/drawingml/2006/wordprocessingDrawing" xmlns:w10="urn:schemas-microsoft-com:office:word" xmlns:w="http://schemas.openxmlformats.org/wordprocessingml/2006/main" xmlns:w14="http://schemas.microsoft.com/office/word/2010/wordml" xmlns:w15="http://schemas.microsoft.com/office/word/2012/wordml" xmlns:w16cex="http://schemas.microsoft.com/office/word/2018/wordml/cex" xmlns:w16cid="http://schemas.microsoft.com/office/word/2016/wordml/cid" xmlns:w16="http://schemas.microsoft.com/office/word/2018/wordml" xmlns:w16du="http://schemas.microsoft.com/office/word/2023/wordml/word16du" xmlns:w16sdtdh="http://schemas.microsoft.com/office/word/2020/wordml/sdtdatahash" xmlns:w16sdtfl="http://schemas.microsoft.com/office/word/2024/wordml/sdtformatlock" xmlns:w16se="http://schemas.microsoft.com/office/word/2015/wordml/symex" xmlns:wpg="http://schemas.microsoft.com/office/word/2010/wordprocessingGroup" xmlns:wpi="http://schemas.microsoft.com/office/word/2010/wordprocessingInk" xmlns:wne="http://schemas.microsoft.com/office/word/2006/wordml" xmlns:wps="http://schemas.microsoft.com/office/word/2010/wordprocessingShape" mc:Ignorable="w14 w15 w16se w16cid w16 w16cex w16sdtdh w16sdtfl w16du wp14">
   <w:body>
+    <!-- عنوان Abstract -->
     <w:p>
       <w:pPr>
         <w:rPr>
-          <w:lang w:bidi="fa-IR"/>
+          <w:b/>
+          <w:bCs/>
+          <w:sz w:val="28"/>
+          <w:szCs w:val="32"/>
+          <w:lang w:val="en-US"/>
+        </w:rPr>
+      </w:pPr>
+      <w:r>
+        <w:rPr>
+          <w:b/>
+          <w:bCs/>
+          <w:sz w:val="28"/>
+          <w:szCs w:val="32"/>
+          <w:lang w:val="en-US"/>
+        </w:rPr>
+        <w:t>Abstract</w:t>
+      </w:r>
+    </w:p>
+    <!-- SDT block برای متن چکیده انگلیسی -->
+    <w:sdt>
+      <w:sdtPr>
+        <w:rPr>
+          <w:lang w:val="en-US"/>
+        </w:rPr>
+        <w:tag w:val="_field_Abstract_En"/>
+        <w:id w:val="-1706708449"/>
+        <w:placeholder>
+          <w:docPart w:val="7049A125BE0A41D38B6668C399A6D81E"/>
+        </w:placeholder>
+      </w:sdtPr>
+      <w:sdtEndPr/>
+      <w:sdtContent>
+        <w:p>
+          <w:pPr>
+            <w:jc w:val="both"/>
+            <w:rPr>
+              <w:lang w:val="en-US"/>
+            </w:rPr>
+          </w:pPr>
+          <w:r>
+            <w:rPr>
+              <w:lang w:val="en-US"/>
+            </w:rPr>
+            <w:t xml:space="preserve">In the abstract text, avoid citing references and mentioning tables and figures. If it is necessary to introduce the research area and its theoretical foundations, it should be presented at most in the first paragraph of the abstract. Only present the research method and the final and central results, and avoid presenting general topics and results. Words or phrases explained in this section must be completely central and relevant to the subject of the research.</w:t>
+          </w:r>
+        </w:p>
+      </w:sdtContent>
+    </w:sdt>
+    <!-- پاراگراف Keywords با SDT inline -->
+    <w:p>
+      <w:pPr>
+        <w:pStyle w:val="BodyText"/>
+        <w:ind w:firstLine="0"/>
+        <w:rPr>
+          <w:lang w:val="en-US"/>
+        </w:rPr>
+      </w:pPr>
+      <w:r>
+        <w:rPr>
+          <w:bCs/>
+          <w:lang w:val="en-US"/>
+        </w:rPr>
+        <w:t xml:space="preserve">Keywords: </w:t>
+      </w:r>
+      <!-- SDT inline برای کلمات کلیدی انگلیسی -->
+      <w:sdt>
+        <w:sdtPr>
+          <w:rPr>
+            <w:lang w:val="en-US"/>
+          </w:rPr>
+          <w:tag w:val="_field_Keywords_En"/>
+          <w:id w:val="-575199921"/>
+          <w:placeholder>
+            <w:docPart w:val="3E9ED6E3DC5E469B911132461615C1B6"/>
+          </w:placeholder>
+        </w:sdtPr>
+        <w:sdtEndPr/>
+        <w:sdtContent>
+          <w:r>
+            <w:rPr>
+              <w:lang w:val="en-US"/>
+            </w:rPr>
+            <w:t>The number of keywords or phrases should be at least three and at most five words or phrases.</w:t>
+          </w:r>
+        </w:sdtContent>
+      </w:sdt>
+    </w:p>
+    <!-- پاراگراف خالی آخر -->
+    <w:p>
+      <w:pPr>
+        <w:pStyle w:val="BodyText"/>
+        <w:spacing w:line="240" w:lineRule="auto"/>
+        <w:ind w:firstLine="0"/>
+        <w:rPr>
+          <w:lang w:val="en-US"/>
         </w:rPr>
       </w:pPr>
     </w:p>
+    <!-- sectPr عین فارسی، فقط bidi و rtlGutter حذف شد -->
     <w:sectPr>
+      <w:headerReference w:type="even" r:id="rId7"/>
       <w:headerReference w:type="default" r:id="rId8"/>
-      <w:footerReference w:type="default" r:id="rId9"/>
+      <w:footerReference w:type="even" r:id="rId9"/>
+      <w:footerReference w:type="default" r:id="rId10"/>
+      <w:headerReference w:type="first" r:id="rId11"/>
+      <w:footerReference w:type="first" r:id="rId12"/>
       <w:pgSz w:w="11907" w:h="16839" w:code="9"/>
       <w:pgMar w:top="1701" w:right="2268" w:bottom="1418" w:left="1418" w:header="1021" w:footer="1021" w:gutter="0"/>
       <w:cols w:space="720"/>
-      <w:bidi/>
-      <w:rtlGutter/>
       <w:docGrid w:linePitch="360"/>
     </w:sectPr>
   </w:body>
@@ -53,7 +151,16 @@
   <w:p>
     <w:pPr>
       <w:pStyle w:val="Footer"/>
-      <w:bidi w:val="0"/>
+    </w:pPr>
+  </w:p>
+</w:ftr>
+</file>
+
+<file path=word/footer2.xml><?xml version="1.0" encoding="utf-8"?>
+<w:ftr xmlns:wpc="http://schemas.microsoft.com/office/word/2010/wordprocessingCanvas" xmlns:cx="http://schemas.microsoft.com/office/drawing/2014/chartex" xmlns:cx1="http://schemas.microsoft.com/office/drawing/2015/9/8/chartex" xmlns:cx2="http://schemas.microsoft.com/office/drawing/2015/10/21/chartex" xmlns:cx3="http://schemas.microsoft.com/office/drawing/2016/5/9/chartex" xmlns:cx4="http://schemas.microsoft.com/office/drawing/2016/5/10/chartex" xmlns:cx5="http://schemas.microsoft.com/office/drawing/2016/5/11/chartex" xmlns:cx6="http://schemas.microsoft.com/office/drawing/2016/5/12/chartex" xmlns:cx7="http://schemas.microsoft.com/office/drawing/2016/5/13/chartex" xmlns:cx8="http://schemas.microsoft.com/office/drawing/2016/5/14/chartex" xmlns:mc="http://schemas.openxmlformats.org/markup-compatibility/2006" xmlns:aink="http://schemas.microsoft.com/office/drawing/2016/ink" xmlns:am3d="http://schemas.microsoft.com/office/drawing/2017/model3d" xmlns:o="urn:schemas-microsoft-com:office:office" xmlns:oel="http://schemas.microsoft.com/office/2019/extlst" xmlns:r="http://schemas.openxmlformats.org/officeDocument/2006/relationships" xmlns:m="http://schemas.openxmlformats.org/officeDocument/2006/math" xmlns:v="urn:schemas-microsoft-com:vml" xmlns:wp14="http://schemas.microsoft.com/office/word/2010/wordprocessingDrawing" xmlns:wp="http://schemas.openxmlformats.org/drawingml/2006/wordprocessingDrawing" xmlns:w10="urn:schemas-microsoft-com:office:word" xmlns:w="http://schemas.openxmlformats.org/wordprocessingml/2006/main" xmlns:w14="http://schemas.microsoft.com/office/word/2010/wordml" xmlns:w15="http://schemas.microsoft.com/office/word/2012/wordml" xmlns:w16cex="http://schemas.microsoft.com/office/word/2018/wordml/cex" xmlns:w16cid="http://schemas.microsoft.com/office/word/2016/wordml/cid" xmlns:w16="http://schemas.microsoft.com/office/word/2018/wordml" xmlns:w16du="http://schemas.microsoft.com/office/word/2023/wordml/word16du" xmlns:w16sdtdh="http://schemas.microsoft.com/office/word/2020/wordml/sdtdatahash" xmlns:w16sdtfl="http://schemas.microsoft.com/office/word/2024/wordml/sdtformatlock" xmlns:w16se="http://schemas.microsoft.com/office/word/2015/wordml/symex" xmlns:wpg="http://schemas.microsoft.com/office/word/2010/wordprocessingGroup" xmlns:wpi="http://schemas.microsoft.com/office/word/2010/wordprocessingInk" xmlns:wne="http://schemas.microsoft.com/office/word/2006/wordml" xmlns:wps="http://schemas.microsoft.com/office/word/2010/wordprocessingShape" mc:Ignorable="w14 w15 w16se w16cid w16 w16cex w16sdtdh w16sdtfl w16du wp14">
+  <w:p>
+    <w:pPr>
+      <w:pStyle w:val="Footer"/>
     </w:pPr>
     <w:r>
       <w:rPr>
@@ -62,6 +169,16 @@
       </w:rPr>
       <w:t>[null]</w:t>
     </w:r>
+  </w:p>
+</w:ftr>
+</file>
+
+<file path=word/footer3.xml><?xml version="1.0" encoding="utf-8"?>
+<w:ftr xmlns:wpc="http://schemas.microsoft.com/office/word/2010/wordprocessingCanvas" xmlns:cx="http://schemas.microsoft.com/office/drawing/2014/chartex" xmlns:cx1="http://schemas.microsoft.com/office/drawing/2015/9/8/chartex" xmlns:cx2="http://schemas.microsoft.com/office/drawing/2015/10/21/chartex" xmlns:cx3="http://schemas.microsoft.com/office/drawing/2016/5/9/chartex" xmlns:cx4="http://schemas.microsoft.com/office/drawing/2016/5/10/chartex" xmlns:cx5="http://schemas.microsoft.com/office/drawing/2016/5/11/chartex" xmlns:cx6="http://schemas.microsoft.com/office/drawing/2016/5/12/chartex" xmlns:cx7="http://schemas.microsoft.com/office/drawing/2016/5/13/chartex" xmlns:cx8="http://schemas.microsoft.com/office/drawing/2016/5/14/chartex" xmlns:mc="http://schemas.openxmlformats.org/markup-compatibility/2006" xmlns:aink="http://schemas.microsoft.com/office/drawing/2016/ink" xmlns:am3d="http://schemas.microsoft.com/office/drawing/2017/model3d" xmlns:o="urn:schemas-microsoft-com:office:office" xmlns:oel="http://schemas.microsoft.com/office/2019/extlst" xmlns:r="http://schemas.openxmlformats.org/officeDocument/2006/relationships" xmlns:m="http://schemas.openxmlformats.org/officeDocument/2006/math" xmlns:v="urn:schemas-microsoft-com:vml" xmlns:wp14="http://schemas.microsoft.com/office/word/2010/wordprocessingDrawing" xmlns:wp="http://schemas.openxmlformats.org/drawingml/2006/wordprocessingDrawing" xmlns:w10="urn:schemas-microsoft-com:office:word" xmlns:w="http://schemas.openxmlformats.org/wordprocessingml/2006/main" xmlns:w14="http://schemas.microsoft.com/office/word/2010/wordml" xmlns:w15="http://schemas.microsoft.com/office/word/2012/wordml" xmlns:w16cex="http://schemas.microsoft.com/office/word/2018/wordml/cex" xmlns:w16cid="http://schemas.microsoft.com/office/word/2016/wordml/cid" xmlns:w16="http://schemas.microsoft.com/office/word/2018/wordml" xmlns:w16du="http://schemas.microsoft.com/office/word/2023/wordml/word16du" xmlns:w16sdtdh="http://schemas.microsoft.com/office/word/2020/wordml/sdtdatahash" xmlns:w16sdtfl="http://schemas.microsoft.com/office/word/2024/wordml/sdtformatlock" xmlns:w16se="http://schemas.microsoft.com/office/word/2015/wordml/symex" xmlns:wpg="http://schemas.microsoft.com/office/word/2010/wordprocessingGroup" xmlns:wpi="http://schemas.microsoft.com/office/word/2010/wordprocessingInk" xmlns:wne="http://schemas.microsoft.com/office/word/2006/wordml" xmlns:wps="http://schemas.microsoft.com/office/word/2010/wordprocessingShape" mc:Ignorable="w14 w15 w16se w16cid w16 w16cex w16sdtdh w16sdtfl w16du wp14">
+  <w:p>
+    <w:pPr>
+      <w:pStyle w:val="Footer"/>
+    </w:pPr>
   </w:p>
 </w:ftr>
 </file>
@@ -96,7 +213,16 @@
   <w:p>
     <w:pPr>
       <w:pStyle w:val="Header"/>
-      <w:bidi w:val="0"/>
+    </w:pPr>
+  </w:p>
+</w:hdr>
+</file>
+
+<file path=word/header2.xml><?xml version="1.0" encoding="utf-8"?>
+<w:hdr xmlns:wpc="http://schemas.microsoft.com/office/word/2010/wordprocessingCanvas" xmlns:cx="http://schemas.microsoft.com/office/drawing/2014/chartex" xmlns:cx1="http://schemas.microsoft.com/office/drawing/2015/9/8/chartex" xmlns:cx2="http://schemas.microsoft.com/office/drawing/2015/10/21/chartex" xmlns:cx3="http://schemas.microsoft.com/office/drawing/2016/5/9/chartex" xmlns:cx4="http://schemas.microsoft.com/office/drawing/2016/5/10/chartex" xmlns:cx5="http://schemas.microsoft.com/office/drawing/2016/5/11/chartex" xmlns:cx6="http://schemas.microsoft.com/office/drawing/2016/5/12/chartex" xmlns:cx7="http://schemas.microsoft.com/office/drawing/2016/5/13/chartex" xmlns:cx8="http://schemas.microsoft.com/office/drawing/2016/5/14/chartex" xmlns:mc="http://schemas.openxmlformats.org/markup-compatibility/2006" xmlns:aink="http://schemas.microsoft.com/office/drawing/2016/ink" xmlns:am3d="http://schemas.microsoft.com/office/drawing/2017/model3d" xmlns:o="urn:schemas-microsoft-com:office:office" xmlns:oel="http://schemas.microsoft.com/office/2019/extlst" xmlns:r="http://schemas.openxmlformats.org/officeDocument/2006/relationships" xmlns:m="http://schemas.openxmlformats.org/officeDocument/2006/math" xmlns:v="urn:schemas-microsoft-com:vml" xmlns:wp14="http://schemas.microsoft.com/office/word/2010/wordprocessingDrawing" xmlns:wp="http://schemas.openxmlformats.org/drawingml/2006/wordprocessingDrawing" xmlns:w10="urn:schemas-microsoft-com:office:word" xmlns:w="http://schemas.openxmlformats.org/wordprocessingml/2006/main" xmlns:w14="http://schemas.microsoft.com/office/word/2010/wordml" xmlns:w15="http://schemas.microsoft.com/office/word/2012/wordml" xmlns:w16cex="http://schemas.microsoft.com/office/word/2018/wordml/cex" xmlns:w16cid="http://schemas.microsoft.com/office/word/2016/wordml/cid" xmlns:w16="http://schemas.microsoft.com/office/word/2018/wordml" xmlns:w16du="http://schemas.microsoft.com/office/word/2023/wordml/word16du" xmlns:w16sdtdh="http://schemas.microsoft.com/office/word/2020/wordml/sdtdatahash" xmlns:w16sdtfl="http://schemas.microsoft.com/office/word/2024/wordml/sdtformatlock" xmlns:w16se="http://schemas.microsoft.com/office/word/2015/wordml/symex" xmlns:wpg="http://schemas.microsoft.com/office/word/2010/wordprocessingGroup" xmlns:wpi="http://schemas.microsoft.com/office/word/2010/wordprocessingInk" xmlns:wne="http://schemas.microsoft.com/office/word/2006/wordml" xmlns:wps="http://schemas.microsoft.com/office/word/2010/wordprocessingShape" mc:Ignorable="w14 w15 w16se w16cid w16 w16cex w16sdtdh w16sdtfl w16du wp14">
+  <w:p>
+    <w:pPr>
+      <w:pStyle w:val="Header"/>
     </w:pPr>
     <w:r>
       <w:rPr>
@@ -105,6 +231,16 @@
       </w:rPr>
       <w:t>[null]</w:t>
     </w:r>
+  </w:p>
+</w:hdr>
+</file>
+
+<file path=word/header3.xml><?xml version="1.0" encoding="utf-8"?>
+<w:hdr xmlns:wpc="http://schemas.microsoft.com/office/word/2010/wordprocessingCanvas" xmlns:cx="http://schemas.microsoft.com/office/drawing/2014/chartex" xmlns:cx1="http://schemas.microsoft.com/office/drawing/2015/9/8/chartex" xmlns:cx2="http://schemas.microsoft.com/office/drawing/2015/10/21/chartex" xmlns:cx3="http://schemas.microsoft.com/office/drawing/2016/5/9/chartex" xmlns:cx4="http://schemas.microsoft.com/office/drawing/2016/5/10/chartex" xmlns:cx5="http://schemas.microsoft.com/office/drawing/2016/5/11/chartex" xmlns:cx6="http://schemas.microsoft.com/office/drawing/2016/5/12/chartex" xmlns:cx7="http://schemas.microsoft.com/office/drawing/2016/5/13/chartex" xmlns:cx8="http://schemas.microsoft.com/office/drawing/2016/5/14/chartex" xmlns:mc="http://schemas.openxmlformats.org/markup-compatibility/2006" xmlns:aink="http://schemas.microsoft.com/office/drawing/2016/ink" xmlns:am3d="http://schemas.microsoft.com/office/drawing/2017/model3d" xmlns:o="urn:schemas-microsoft-com:office:office" xmlns:oel="http://schemas.microsoft.com/office/2019/extlst" xmlns:r="http://schemas.openxmlformats.org/officeDocument/2006/relationships" xmlns:m="http://schemas.openxmlformats.org/officeDocument/2006/math" xmlns:v="urn:schemas-microsoft-com:vml" xmlns:wp14="http://schemas.microsoft.com/office/word/2010/wordprocessingDrawing" xmlns:wp="http://schemas.openxmlformats.org/drawingml/2006/wordprocessingDrawing" xmlns:w10="urn:schemas-microsoft-com:office:word" xmlns:w="http://schemas.openxmlformats.org/wordprocessingml/2006/main" xmlns:w14="http://schemas.microsoft.com/office/word/2010/wordml" xmlns:w15="http://schemas.microsoft.com/office/word/2012/wordml" xmlns:w16cex="http://schemas.microsoft.com/office/word/2018/wordml/cex" xmlns:w16cid="http://schemas.microsoft.com/office/word/2016/wordml/cid" xmlns:w16="http://schemas.microsoft.com/office/word/2018/wordml" xmlns:w16du="http://schemas.microsoft.com/office/word/2023/wordml/word16du" xmlns:w16sdtdh="http://schemas.microsoft.com/office/word/2020/wordml/sdtdatahash" xmlns:w16sdtfl="http://schemas.microsoft.com/office/word/2024/wordml/sdtformatlock" xmlns:w16se="http://schemas.microsoft.com/office/word/2015/wordml/symex" xmlns:wpg="http://schemas.microsoft.com/office/word/2010/wordprocessingGroup" xmlns:wpi="http://schemas.microsoft.com/office/word/2010/wordprocessingInk" xmlns:wne="http://schemas.microsoft.com/office/word/2006/wordml" xmlns:wps="http://schemas.microsoft.com/office/word/2010/wordprocessingShape" mc:Ignorable="w14 w15 w16se w16cid w16 w16cex w16sdtdh w16sdtfl w16du wp14">
+  <w:p>
+    <w:pPr>
+      <w:pStyle w:val="Header"/>
+    </w:pPr>
   </w:p>
 </w:hdr>
 </file>
@@ -764,9 +900,9 @@
   <w:style w:type="paragraph" w:default="1" w:styleId="Normal">
     <w:name w:val="Normal"/>
     <w:qFormat/>
-    <w:rsid w:val="0050453D"/>
-    <w:pPr>
-      <w:spacing w:before="-1" w:beforeAutospacing="1" w:line="240" w:lineRule="auto"/>
+    <w:rsid w:val="000C3F2E"/>
+    <w:pPr>
+      <w:spacing w:before="100" w:beforeAutospacing="1" w:after="100" w:line="240" w:lineRule="auto"/>
     </w:pPr>
   </w:style>
   <w:style w:type="paragraph" w:styleId="Heading1">
@@ -776,7 +912,7 @@
     <w:link w:val="Heading1Char"/>
     <w:uiPriority w:val="1"/>
     <w:qFormat/>
-    <w:rsid w:val="0050453D"/>
+    <w:rsid w:val="000C3F2E"/>
     <w:pPr>
       <w:keepNext/>
       <w:keepLines/>
@@ -794,7 +930,6 @@
       <w:color w:val="000000"/>
       <w:sz w:val="32"/>
       <w:szCs w:val="36"/>
-      <w14:ligatures w14:val="none"/>
     </w:rPr>
   </w:style>
   <w:style w:type="paragraph" w:styleId="Heading2">
@@ -806,7 +941,7 @@
     <w:semiHidden/>
     <w:unhideWhenUsed/>
     <w:qFormat/>
-    <w:rsid w:val="0050453D"/>
+    <w:rsid w:val="000C3F2E"/>
     <w:pPr>
       <w:keepNext/>
       <w:keepLines/>
@@ -824,7 +959,6 @@
       <w:color w:val="000000"/>
       <w:sz w:val="28"/>
       <w:szCs w:val="32"/>
-      <w14:ligatures w14:val="none"/>
     </w:rPr>
   </w:style>
   <w:style w:type="paragraph" w:styleId="Heading3">
@@ -836,7 +970,7 @@
     <w:semiHidden/>
     <w:unhideWhenUsed/>
     <w:qFormat/>
-    <w:rsid w:val="0050453D"/>
+    <w:rsid w:val="000C3F2E"/>
     <w:pPr>
       <w:keepNext/>
       <w:keepLines/>
@@ -852,7 +986,6 @@
       <w:b/>
       <w:bCs/>
       <w:color w:val="000000"/>
-      <w14:ligatures w14:val="none"/>
     </w:rPr>
   </w:style>
   <w:style w:type="paragraph" w:styleId="Heading4">
@@ -864,7 +997,7 @@
     <w:semiHidden/>
     <w:unhideWhenUsed/>
     <w:qFormat/>
-    <w:rsid w:val="0050453D"/>
+    <w:rsid w:val="000C3F2E"/>
     <w:pPr>
       <w:keepNext/>
       <w:keepLines/>
@@ -882,7 +1015,6 @@
       <w:i/>
       <w:iCs/>
       <w:color w:val="000000"/>
-      <w14:ligatures w14:val="none"/>
     </w:rPr>
   </w:style>
   <w:style w:type="paragraph" w:styleId="Heading5">
@@ -894,7 +1026,7 @@
     <w:semiHidden/>
     <w:unhideWhenUsed/>
     <w:qFormat/>
-    <w:rsid w:val="0050453D"/>
+    <w:rsid w:val="000C3F2E"/>
     <w:pPr>
       <w:keepNext/>
       <w:keepLines/>
@@ -910,7 +1042,6 @@
       <w:b/>
       <w:bCs/>
       <w:color w:val="000000"/>
-      <w14:ligatures w14:val="none"/>
     </w:rPr>
   </w:style>
   <w:style w:type="paragraph" w:styleId="Heading6">
@@ -922,7 +1053,7 @@
     <w:semiHidden/>
     <w:unhideWhenUsed/>
     <w:qFormat/>
-    <w:rsid w:val="0050453D"/>
+    <w:rsid w:val="000C3F2E"/>
     <w:pPr>
       <w:keepNext/>
       <w:keepLines/>
@@ -938,7 +1069,6 @@
       <w:b/>
       <w:bCs/>
       <w:color w:val="000000"/>
-      <w14:ligatures w14:val="none"/>
     </w:rPr>
   </w:style>
   <w:style w:type="paragraph" w:styleId="Heading7">
@@ -950,7 +1080,7 @@
     <w:semiHidden/>
     <w:unhideWhenUsed/>
     <w:qFormat/>
-    <w:rsid w:val="0050453D"/>
+    <w:rsid w:val="000C3F2E"/>
     <w:pPr>
       <w:keepNext/>
       <w:keepLines/>
@@ -968,7 +1098,6 @@
       <w:i/>
       <w:iCs/>
       <w:color w:val="000000"/>
-      <w14:ligatures w14:val="none"/>
     </w:rPr>
   </w:style>
   <w:style w:type="paragraph" w:styleId="Heading8">
@@ -980,7 +1109,7 @@
     <w:semiHidden/>
     <w:unhideWhenUsed/>
     <w:qFormat/>
-    <w:rsid w:val="0050453D"/>
+    <w:rsid w:val="000C3F2E"/>
     <w:pPr>
       <w:keepNext/>
       <w:keepLines/>
@@ -997,7 +1126,6 @@
       <w:bCs/>
       <w:color w:val="000000"/>
       <w:lang w:bidi="fa-IR"/>
-      <w14:ligatures w14:val="none"/>
     </w:rPr>
   </w:style>
   <w:style w:type="paragraph" w:styleId="Heading9">
@@ -1009,7 +1137,7 @@
     <w:semiHidden/>
     <w:unhideWhenUsed/>
     <w:qFormat/>
-    <w:rsid w:val="0050453D"/>
+    <w:rsid w:val="000C3F2E"/>
     <w:pPr>
       <w:keepNext/>
       <w:keepLines/>
@@ -1030,7 +1158,6 @@
       <w:sz w:val="20"/>
       <w:szCs w:val="20"/>
       <w:lang w:bidi="fa-IR"/>
-      <w14:ligatures w14:val="none"/>
     </w:rPr>
   </w:style>
   <w:style w:type="character" w:default="1" w:styleId="DefaultParagraphFont">
@@ -1038,7 +1165,7 @@
     <w:uiPriority w:val="1"/>
     <w:semiHidden/>
     <w:unhideWhenUsed/>
-    <w:rsid w:val="0050453D"/>
+    <w:rsid w:val="000C3F2E"/>
   </w:style>
   <w:style w:type="table" w:default="1" w:styleId="TableNormal">
     <w:name w:val="Normal Table"/>
@@ -1060,7 +1187,7 @@
     <w:uiPriority w:val="99"/>
     <w:semiHidden/>
     <w:unhideWhenUsed/>
-    <w:rsid w:val="0050453D"/>
+    <w:rsid w:val="000C3F2E"/>
   </w:style>
   <w:style w:type="paragraph" w:styleId="Title">
     <w:name w:val="Title"/>
@@ -1069,7 +1196,7 @@
     <w:link w:val="TitleChar"/>
     <w:uiPriority w:val="2"/>
     <w:qFormat/>
-    <w:rsid w:val="0050453D"/>
+    <w:rsid w:val="000C3F2E"/>
     <w:pPr>
       <w:contextualSpacing/>
       <w:jc w:val="center"/>
@@ -1087,7 +1214,7 @@
     <w:basedOn w:val="Normal"/>
     <w:link w:val="FootnoteTextChar"/>
     <w:uiPriority w:val="10"/>
-    <w:rsid w:val="0050453D"/>
+    <w:rsid w:val="000C3F2E"/>
     <w:rPr>
       <w:sz w:val="20"/>
       <w:szCs w:val="20"/>
@@ -1098,7 +1225,7 @@
     <w:basedOn w:val="DefaultParagraphFont"/>
     <w:link w:val="FootnoteText"/>
     <w:uiPriority w:val="10"/>
-    <w:rsid w:val="0050453D"/>
+    <w:rsid w:val="000C3F2E"/>
     <w:rPr>
       <w:sz w:val="20"/>
       <w:szCs w:val="20"/>
@@ -1109,7 +1236,7 @@
     <w:basedOn w:val="DefaultParagraphFont"/>
     <w:link w:val="Heading1"/>
     <w:uiPriority w:val="1"/>
-    <w:rsid w:val="0050453D"/>
+    <w:rsid w:val="000C3F2E"/>
     <w:rPr>
       <w:rFonts w:eastAsiaTheme="majorEastAsia"/>
       <w:b/>
@@ -1117,7 +1244,6 @@
       <w:color w:val="000000"/>
       <w:sz w:val="32"/>
       <w:szCs w:val="36"/>
-      <w14:ligatures w14:val="none"/>
     </w:rPr>
   </w:style>
   <w:style w:type="character" w:customStyle="1" w:styleId="Heading2Char">
@@ -1126,7 +1252,7 @@
     <w:link w:val="Heading2"/>
     <w:uiPriority w:val="1"/>
     <w:semiHidden/>
-    <w:rsid w:val="0050453D"/>
+    <w:rsid w:val="000C3F2E"/>
     <w:rPr>
       <w:rFonts w:eastAsiaTheme="majorEastAsia"/>
       <w:b/>
@@ -1134,7 +1260,6 @@
       <w:color w:val="000000"/>
       <w:sz w:val="28"/>
       <w:szCs w:val="32"/>
-      <w14:ligatures w14:val="none"/>
     </w:rPr>
   </w:style>
   <w:style w:type="character" w:customStyle="1" w:styleId="Heading3Char">
@@ -1143,13 +1268,12 @@
     <w:link w:val="Heading3"/>
     <w:uiPriority w:val="1"/>
     <w:semiHidden/>
-    <w:rsid w:val="0050453D"/>
+    <w:rsid w:val="000C3F2E"/>
     <w:rPr>
       <w:rFonts w:eastAsiaTheme="majorEastAsia"/>
       <w:b/>
       <w:bCs/>
       <w:color w:val="000000"/>
-      <w14:ligatures w14:val="none"/>
     </w:rPr>
   </w:style>
   <w:style w:type="character" w:customStyle="1" w:styleId="Heading4Char">
@@ -1158,7 +1282,7 @@
     <w:link w:val="Heading4"/>
     <w:uiPriority w:val="1"/>
     <w:semiHidden/>
-    <w:rsid w:val="0050453D"/>
+    <w:rsid w:val="000C3F2E"/>
     <w:rPr>
       <w:rFonts w:eastAsiaTheme="majorEastAsia"/>
       <w:b/>
@@ -1166,7 +1290,6 @@
       <w:i/>
       <w:iCs/>
       <w:color w:val="000000"/>
-      <w14:ligatures w14:val="none"/>
     </w:rPr>
   </w:style>
   <w:style w:type="character" w:customStyle="1" w:styleId="Heading5Char">
@@ -1175,13 +1298,12 @@
     <w:link w:val="Heading5"/>
     <w:uiPriority w:val="1"/>
     <w:semiHidden/>
-    <w:rsid w:val="0050453D"/>
+    <w:rsid w:val="000C3F2E"/>
     <w:rPr>
       <w:rFonts w:eastAsiaTheme="majorEastAsia"/>
       <w:b/>
       <w:bCs/>
       <w:color w:val="000000"/>
-      <w14:ligatures w14:val="none"/>
     </w:rPr>
   </w:style>
   <w:style w:type="character" w:customStyle="1" w:styleId="Heading6Char">
@@ -1190,13 +1312,12 @@
     <w:link w:val="Heading6"/>
     <w:uiPriority w:val="1"/>
     <w:semiHidden/>
-    <w:rsid w:val="0050453D"/>
+    <w:rsid w:val="000C3F2E"/>
     <w:rPr>
       <w:rFonts w:eastAsiaTheme="majorEastAsia"/>
       <w:b/>
       <w:bCs/>
       <w:color w:val="000000"/>
-      <w14:ligatures w14:val="none"/>
     </w:rPr>
   </w:style>
   <w:style w:type="character" w:customStyle="1" w:styleId="Heading7Char">
@@ -1205,7 +1326,7 @@
     <w:link w:val="Heading7"/>
     <w:uiPriority w:val="1"/>
     <w:semiHidden/>
-    <w:rsid w:val="0050453D"/>
+    <w:rsid w:val="000C3F2E"/>
     <w:rPr>
       <w:rFonts w:eastAsiaTheme="majorEastAsia"/>
       <w:b/>
@@ -1213,7 +1334,6 @@
       <w:i/>
       <w:iCs/>
       <w:color w:val="000000"/>
-      <w14:ligatures w14:val="none"/>
     </w:rPr>
   </w:style>
   <w:style w:type="character" w:customStyle="1" w:styleId="Heading8Char">
@@ -1222,14 +1342,13 @@
     <w:link w:val="Heading8"/>
     <w:uiPriority w:val="1"/>
     <w:semiHidden/>
-    <w:rsid w:val="0050453D"/>
+    <w:rsid w:val="000C3F2E"/>
     <w:rPr>
       <w:rFonts w:eastAsiaTheme="majorEastAsia"/>
       <w:b/>
       <w:bCs/>
       <w:color w:val="000000"/>
       <w:lang w:bidi="fa-IR"/>
-      <w14:ligatures w14:val="none"/>
     </w:rPr>
   </w:style>
   <w:style w:type="character" w:customStyle="1" w:styleId="Heading9Char">
@@ -1238,7 +1357,7 @@
     <w:link w:val="Heading9"/>
     <w:uiPriority w:val="1"/>
     <w:semiHidden/>
-    <w:rsid w:val="0050453D"/>
+    <w:rsid w:val="000C3F2E"/>
     <w:rPr>
       <w:rFonts w:eastAsiaTheme="majorEastAsia"/>
       <w:b/>
@@ -1249,7 +1368,6 @@
       <w:sz w:val="20"/>
       <w:szCs w:val="20"/>
       <w:lang w:bidi="fa-IR"/>
-      <w14:ligatures w14:val="none"/>
     </w:rPr>
   </w:style>
   <w:style w:type="character" w:customStyle="1" w:styleId="TitleChar">
@@ -1257,7 +1375,7 @@
     <w:basedOn w:val="DefaultParagraphFont"/>
     <w:link w:val="Title"/>
     <w:uiPriority w:val="2"/>
-    <w:rsid w:val="0050453D"/>
+    <w:rsid w:val="000C3F2E"/>
     <w:rPr>
       <w:rFonts w:eastAsiaTheme="majorEastAsia" w:cs="B Titr"/>
       <w:spacing w:val="-10"/>
@@ -1270,7 +1388,7 @@
     <w:name w:val="page number"/>
     <w:basedOn w:val="DefaultParagraphFont"/>
     <w:uiPriority w:val="12"/>
-    <w:rsid w:val="0050453D"/>
+    <w:rsid w:val="000C3F2E"/>
     <w:rPr>
       <w:sz w:val="20"/>
       <w:szCs w:val="24"/>
@@ -1281,7 +1399,7 @@
     <w:basedOn w:val="Normal"/>
     <w:link w:val="BodyTextChar"/>
     <w:qFormat/>
-    <w:rsid w:val="0050453D"/>
+    <w:rsid w:val="000C3F2E"/>
     <w:pPr>
       <w:spacing w:before="0" w:beforeAutospacing="0" w:after="0" w:afterAutospacing="0" w:line="580" w:lineRule="exact"/>
       <w:ind w:firstLine="227"/>
@@ -1292,14 +1410,14 @@
     <w:name w:val="Body Text Char"/>
     <w:basedOn w:val="DefaultParagraphFont"/>
     <w:link w:val="BodyText"/>
-    <w:rsid w:val="0050453D"/>
+    <w:rsid w:val="000C3F2E"/>
   </w:style>
   <w:style w:type="paragraph" w:styleId="Caption">
     <w:name w:val="caption"/>
     <w:basedOn w:val="Normal"/>
     <w:next w:val="BodyText"/>
     <w:uiPriority w:val="11"/>
-    <w:rsid w:val="0050453D"/>
+    <w:rsid w:val="000C3F2E"/>
     <w:pPr>
       <w:spacing w:after="580" w:afterAutospacing="0"/>
       <w:jc w:val="center"/>
@@ -1307,7 +1425,6 @@
     <w:rPr>
       <w:sz w:val="22"/>
       <w:szCs w:val="24"/>
-      <w14:ligatures w14:val="none"/>
     </w:rPr>
   </w:style>
   <w:style w:type="paragraph" w:styleId="BlockText">
@@ -1315,7 +1432,7 @@
     <w:basedOn w:val="Normal"/>
     <w:uiPriority w:val="5"/>
     <w:qFormat/>
-    <w:rsid w:val="0050453D"/>
+    <w:rsid w:val="000C3F2E"/>
     <w:pPr>
       <w:pBdr>
         <w:top w:val="single" w:sz="2" w:space="10" w:color="auto"/>
@@ -1337,7 +1454,7 @@
     <w:link w:val="QuoteChar"/>
     <w:uiPriority w:val="5"/>
     <w:qFormat/>
-    <w:rsid w:val="0050453D"/>
+    <w:rsid w:val="000C3F2E"/>
     <w:pPr>
       <w:spacing w:before="200"/>
       <w:ind w:left="851" w:right="851"/>
@@ -1352,7 +1469,7 @@
     <w:basedOn w:val="DefaultParagraphFont"/>
     <w:link w:val="Quote"/>
     <w:uiPriority w:val="5"/>
-    <w:rsid w:val="0050453D"/>
+    <w:rsid w:val="000C3F2E"/>
     <w:rPr>
       <w:color w:val="404040" w:themeColor="text1" w:themeTint="BF"/>
     </w:rPr>
@@ -1362,7 +1479,7 @@
     <w:basedOn w:val="Normal"/>
     <w:link w:val="FooterChar"/>
     <w:uiPriority w:val="9"/>
-    <w:rsid w:val="0050453D"/>
+    <w:rsid w:val="000C3F2E"/>
     <w:pPr>
       <w:tabs>
         <w:tab w:val="center" w:pos="4513"/>
@@ -1380,7 +1497,7 @@
     <w:basedOn w:val="DefaultParagraphFont"/>
     <w:link w:val="Footer"/>
     <w:uiPriority w:val="9"/>
-    <w:rsid w:val="0050453D"/>
+    <w:rsid w:val="000C3F2E"/>
     <w:rPr>
       <w:sz w:val="22"/>
       <w:szCs w:val="24"/>
@@ -1391,7 +1508,7 @@
     <w:basedOn w:val="Normal"/>
     <w:link w:val="HeaderChar"/>
     <w:uiPriority w:val="9"/>
-    <w:rsid w:val="0050453D"/>
+    <w:rsid w:val="000C3F2E"/>
     <w:pPr>
       <w:tabs>
         <w:tab w:val="center" w:pos="4513"/>
@@ -1409,7 +1526,7 @@
     <w:basedOn w:val="DefaultParagraphFont"/>
     <w:link w:val="Header"/>
     <w:uiPriority w:val="9"/>
-    <w:rsid w:val="0050453D"/>
+    <w:rsid w:val="000C3F2E"/>
     <w:rPr>
       <w:sz w:val="22"/>
       <w:szCs w:val="24"/>
@@ -1422,7 +1539,7 @@
     <w:link w:val="SubtitleChar"/>
     <w:uiPriority w:val="3"/>
     <w:qFormat/>
-    <w:rsid w:val="0050453D"/>
+    <w:rsid w:val="000C3F2E"/>
     <w:pPr>
       <w:numPr>
         <w:ilvl w:val="1"/>
@@ -1442,7 +1559,7 @@
     <w:basedOn w:val="DefaultParagraphFont"/>
     <w:link w:val="Subtitle"/>
     <w:uiPriority w:val="3"/>
-    <w:rsid w:val="0050453D"/>
+    <w:rsid w:val="000C3F2E"/>
     <w:rPr>
       <w:rFonts w:eastAsiaTheme="minorEastAsia"/>
       <w:color w:val="5A5A5A" w:themeColor="text1" w:themeTint="A5"/>
@@ -1458,7 +1575,7 @@
     <w:link w:val="IntenseQuoteChar"/>
     <w:uiPriority w:val="5"/>
     <w:qFormat/>
-    <w:rsid w:val="0050453D"/>
+    <w:rsid w:val="000C3F2E"/>
     <w:pPr>
       <w:pBdr>
         <w:top w:val="single" w:sz="4" w:space="10" w:color="auto"/>
@@ -1478,7 +1595,7 @@
     <w:basedOn w:val="DefaultParagraphFont"/>
     <w:link w:val="IntenseQuote"/>
     <w:uiPriority w:val="5"/>
-    <w:rsid w:val="0050453D"/>
+    <w:rsid w:val="000C3F2E"/>
     <w:rPr>
       <w:i/>
       <w:iCs/>
@@ -1489,7 +1606,7 @@
     <w:basedOn w:val="DefaultParagraphFont"/>
     <w:uiPriority w:val="4"/>
     <w:qFormat/>
-    <w:rsid w:val="0050453D"/>
+    <w:rsid w:val="000C3F2E"/>
     <w:rPr>
       <w:i/>
       <w:iCs/>
@@ -1500,7 +1617,7 @@
     <w:basedOn w:val="DefaultParagraphFont"/>
     <w:uiPriority w:val="4"/>
     <w:qFormat/>
-    <w:rsid w:val="0050453D"/>
+    <w:rsid w:val="000C3F2E"/>
     <w:rPr>
       <w:b/>
       <w:bCs/>
@@ -1511,7 +1628,7 @@
     <w:basedOn w:val="Normal"/>
     <w:uiPriority w:val="6"/>
     <w:qFormat/>
-    <w:rsid w:val="0050453D"/>
+    <w:rsid w:val="000C3F2E"/>
     <w:pPr>
       <w:ind w:left="720"/>
       <w:contextualSpacing/>
@@ -1522,14 +1639,14 @@
     <w:basedOn w:val="Normal"/>
     <w:uiPriority w:val="6"/>
     <w:qFormat/>
-    <w:rsid w:val="0050453D"/>
+    <w:rsid w:val="000C3F2E"/>
   </w:style>
   <w:style w:type="paragraph" w:styleId="EndnoteText">
     <w:name w:val="endnote text"/>
     <w:basedOn w:val="Normal"/>
     <w:link w:val="EndnoteTextChar"/>
     <w:uiPriority w:val="10"/>
-    <w:rsid w:val="0050453D"/>
+    <w:rsid w:val="000C3F2E"/>
     <w:pPr>
       <w:spacing w:before="0" w:after="0"/>
     </w:pPr>
@@ -1543,7 +1660,7 @@
     <w:basedOn w:val="DefaultParagraphFont"/>
     <w:link w:val="EndnoteText"/>
     <w:uiPriority w:val="10"/>
-    <w:rsid w:val="0050453D"/>
+    <w:rsid w:val="000C3F2E"/>
     <w:rPr>
       <w:sz w:val="20"/>
       <w:szCs w:val="20"/>
@@ -1557,7 +1674,7 @@
     <w:semiHidden/>
     <w:unhideWhenUsed/>
     <w:qFormat/>
-    <w:rsid w:val="0050453D"/>
+    <w:rsid w:val="000C3F2E"/>
     <w:pPr>
       <w:spacing w:before="0" w:after="0"/>
     </w:pPr>
@@ -1572,7 +1689,7 @@
     <w:link w:val="PlainText"/>
     <w:uiPriority w:val="19"/>
     <w:semiHidden/>
-    <w:rsid w:val="0050453D"/>
+    <w:rsid w:val="000C3F2E"/>
     <w:rPr>
       <w:sz w:val="21"/>
       <w:szCs w:val="21"/>
@@ -1583,7 +1700,7 @@
     <w:basedOn w:val="Normal"/>
     <w:next w:val="Normal"/>
     <w:uiPriority w:val="11"/>
-    <w:rsid w:val="0050453D"/>
+    <w:rsid w:val="000C3F2E"/>
     <w:pPr>
       <w:spacing w:after="0"/>
     </w:pPr>
@@ -1593,12 +1710,618 @@
     <w:basedOn w:val="DefaultParagraphFont"/>
     <w:uiPriority w:val="99"/>
     <w:semiHidden/>
-    <w:rsid w:val="00073ADE"/>
+    <w:rsid w:val="00426C42"/>
     <w:rPr>
       <w:color w:val="666666"/>
     </w:rPr>
   </w:style>
 </w:styles>
+</file>
+
+<file path=word/glossary/document.xml><?xml version="1.0" encoding="utf-8"?>
+<w:glossaryDocument xmlns:wpc="http://schemas.microsoft.com/office/word/2010/wordprocessingCanvas" xmlns:cx="http://schemas.microsoft.com/office/drawing/2014/chartex" xmlns:cx1="http://schemas.microsoft.com/office/drawing/2015/9/8/chartex" xmlns:cx2="http://schemas.microsoft.com/office/drawing/2015/10/21/chartex" xmlns:cx3="http://schemas.microsoft.com/office/drawing/2016/5/9/chartex" xmlns:cx4="http://schemas.microsoft.com/office/drawing/2016/5/10/chartex" xmlns:cx5="http://schemas.microsoft.com/office/drawing/2016/5/11/chartex" xmlns:cx6="http://schemas.microsoft.com/office/drawing/2016/5/12/chartex" xmlns:cx7="http://schemas.microsoft.com/office/drawing/2016/5/13/chartex" xmlns:cx8="http://schemas.microsoft.com/office/drawing/2016/5/14/chartex" xmlns:mc="http://schemas.openxmlformats.org/markup-compatibility/2006" xmlns:aink="http://schemas.microsoft.com/office/drawing/2016/ink" xmlns:am3d="http://schemas.microsoft.com/office/drawing/2017/model3d" xmlns:o="urn:schemas-microsoft-com:office:office" xmlns:oel="http://schemas.microsoft.com/office/2019/extlst" xmlns:r="http://schemas.openxmlformats.org/officeDocument/2006/relationships" xmlns:m="http://schemas.openxmlformats.org/officeDocument/2006/math" xmlns:v="urn:schemas-microsoft-com:vml" xmlns:wp14="http://schemas.microsoft.com/office/word/2010/wordprocessingDrawing" xmlns:wp="http://schemas.openxmlformats.org/drawingml/2006/wordprocessingDrawing" xmlns:w10="urn:schemas-microsoft-com:office:word" xmlns:w="http://schemas.openxmlformats.org/wordprocessingml/2006/main" xmlns:w14="http://schemas.microsoft.com/office/word/2010/wordml" xmlns:w15="http://schemas.microsoft.com/office/word/2012/wordml" xmlns:w16cex="http://schemas.microsoft.com/office/word/2018/wordml/cex" xmlns:w16cid="http://schemas.microsoft.com/office/word/2016/wordml/cid" xmlns:w16="http://schemas.microsoft.com/office/word/2018/wordml" xmlns:w16du="http://schemas.microsoft.com/office/word/2023/wordml/word16du" xmlns:w16sdtdh="http://schemas.microsoft.com/office/word/2020/wordml/sdtdatahash" xmlns:w16sdtfl="http://schemas.microsoft.com/office/word/2024/wordml/sdtformatlock" xmlns:w16se="http://schemas.microsoft.com/office/word/2015/wordml/symex" xmlns:wpg="http://schemas.microsoft.com/office/word/2010/wordprocessingGroup" xmlns:wpi="http://schemas.microsoft.com/office/word/2010/wordprocessingInk" xmlns:wne="http://schemas.microsoft.com/office/word/2006/wordml" xmlns:wps="http://schemas.microsoft.com/office/word/2010/wordprocessingShape" mc:Ignorable="w14 w15 w16se w16cid w16 w16cex w16sdtdh w16sdtfl w16du wp14">
+  <w:docParts>
+    <w:docPart>
+      <w:docPartPr>
+        <w:name w:val="7049A125BE0A41D38B6668C399A6D81D"/>
+        <w:category>
+          <w:name w:val="General"/>
+          <w:gallery w:val="placeholder"/>
+        </w:category>
+        <w:types>
+          <w:type w:val="bbPlcHdr"/>
+        </w:types>
+        <w:behaviors>
+          <w:behavior w:val="content"/>
+        </w:behaviors>
+        <w:guid w:val="{E5B19815-8D76-4E69-844A-3E0EFD481507}"/>
+      </w:docPartPr>
+      <w:docPartBody>
+        <w:p>
+          <w:r>
+            <w:rPr>
+              <w:rStyle w:val="PlaceholderText"/>
+            </w:rPr>
+            <w:t xml:space="preserve"> </w:t>
+          </w:r>
+        </w:p>
+      </w:docPartBody>
+    </w:docPart>
+    <w:docPart>
+      <w:docPartPr>
+        <w:name w:val="3E9ED6E3DC5E469B911132461615C1B5"/>
+        <w:category>
+          <w:name w:val="General"/>
+          <w:gallery w:val="placeholder"/>
+        </w:category>
+        <w:types>
+          <w:type w:val="bbPlcHdr"/>
+        </w:types>
+        <w:behaviors>
+          <w:behavior w:val="content"/>
+        </w:behaviors>
+        <w:guid w:val="{8FAD56B3-735B-4C74-9D0A-8BA361CD2A14}"/>
+      </w:docPartPr>
+      <w:docPartBody>
+        <w:p>
+          <w:r>
+            <w:rPr>
+              <w:rStyle w:val="PlaceholderText"/>
+            </w:rPr>
+            <w:t xml:space="preserve"> </w:t>
+          </w:r>
+        </w:p>
+      </w:docPartBody>
+    </w:docPart>
+  </w:docParts>
+</w:glossaryDocument>
+</file>
+
+<file path=word/glossary/fontTable.xml><?xml version="1.0" encoding="utf-8"?>
+<w:fonts xmlns:mc="http://schemas.openxmlformats.org/markup-compatibility/2006" xmlns:r="http://schemas.openxmlformats.org/officeDocument/2006/relationships" xmlns:w="http://schemas.openxmlformats.org/wordprocessingml/2006/main" xmlns:w14="http://schemas.microsoft.com/office/word/2010/wordml" xmlns:w15="http://schemas.microsoft.com/office/word/2012/wordml" xmlns:w16cex="http://schemas.microsoft.com/office/word/2018/wordml/cex" xmlns:w16cid="http://schemas.microsoft.com/office/word/2016/wordml/cid" xmlns:w16="http://schemas.microsoft.com/office/word/2018/wordml" xmlns:w16du="http://schemas.microsoft.com/office/word/2023/wordml/word16du" xmlns:w16sdtdh="http://schemas.microsoft.com/office/word/2020/wordml/sdtdatahash" xmlns:w16sdtfl="http://schemas.microsoft.com/office/word/2024/wordml/sdtformatlock" xmlns:w16se="http://schemas.microsoft.com/office/word/2015/wordml/symex" mc:Ignorable="w14 w15 w16se w16cid w16 w16cex w16sdtdh w16sdtfl w16du">
+  <w:font w:name="B Nazanin">
+    <w:panose1 w:val="00000400000000000000"/>
+    <w:charset w:val="B2"/>
+    <w:family w:val="auto"/>
+    <w:pitch w:val="variable"/>
+    <w:sig w:usb0="00002001" w:usb1="80000000" w:usb2="00000008" w:usb3="00000000" w:csb0="00000040" w:csb1="00000000"/>
+  </w:font>
+  <w:font w:name="Times New Roman">
+    <w:panose1 w:val="02020603050405020304"/>
+    <w:charset w:val="00"/>
+    <w:family w:val="roman"/>
+    <w:pitch w:val="variable"/>
+    <w:sig w:usb0="E0002EFF" w:usb1="C000785B" w:usb2="00000009" w:usb3="00000000" w:csb0="000001FF" w:csb1="00000000"/>
+  </w:font>
+  <w:font w:name="Calibri">
+    <w:panose1 w:val="020F0502020204030204"/>
+    <w:charset w:val="00"/>
+    <w:family w:val="swiss"/>
+    <w:pitch w:val="variable"/>
+    <w:sig w:usb0="E4002EFF" w:usb1="C200247B" w:usb2="00000009" w:usb3="00000000" w:csb0="000001FF" w:csb1="00000000"/>
+  </w:font>
+  <w:font w:name="B Titr">
+    <w:panose1 w:val="00000700000000000000"/>
+    <w:charset w:val="B2"/>
+    <w:family w:val="auto"/>
+    <w:pitch w:val="variable"/>
+    <w:sig w:usb0="00002001" w:usb1="80000000" w:usb2="00000008" w:usb3="00000000" w:csb0="00000040" w:csb1="00000000"/>
+  </w:font>
+  <w:font w:name="Calibri Light">
+    <w:panose1 w:val="020F0302020204030204"/>
+    <w:charset w:val="00"/>
+    <w:family w:val="swiss"/>
+    <w:pitch w:val="variable"/>
+    <w:sig w:usb0="E4002EFF" w:usb1="C200247B" w:usb2="00000009" w:usb3="00000000" w:csb0="000001FF" w:csb1="00000000"/>
+  </w:font>
+  <w:font w:name="Arial">
+    <w:panose1 w:val="020B0604020202020204"/>
+    <w:charset w:val="00"/>
+    <w:family w:val="swiss"/>
+    <w:pitch w:val="variable"/>
+    <w:sig w:usb0="E0002EFF" w:usb1="C000785B" w:usb2="00000009" w:usb3="00000000" w:csb0="000001FF" w:csb1="00000000"/>
+  </w:font>
+</w:fonts>
+</file>
+
+<file path=word/glossary/settings.xml><?xml version="1.0" encoding="utf-8"?>
+<w:settings xmlns:mc="http://schemas.openxmlformats.org/markup-compatibility/2006" xmlns:o="urn:schemas-microsoft-com:office:office" xmlns:r="http://schemas.openxmlformats.org/officeDocument/2006/relationships" xmlns:m="http://schemas.openxmlformats.org/officeDocument/2006/math" xmlns:v="urn:schemas-microsoft-com:vml" xmlns:w10="urn:schemas-microsoft-com:office:word" xmlns:w="http://schemas.openxmlformats.org/wordprocessingml/2006/main" xmlns:w14="http://schemas.microsoft.com/office/word/2010/wordml" xmlns:w15="http://schemas.microsoft.com/office/word/2012/wordml" xmlns:w16cex="http://schemas.microsoft.com/office/word/2018/wordml/cex" xmlns:w16cid="http://schemas.microsoft.com/office/word/2016/wordml/cid" xmlns:w16="http://schemas.microsoft.com/office/word/2018/wordml" xmlns:w16du="http://schemas.microsoft.com/office/word/2023/wordml/word16du" xmlns:w16sdtdh="http://schemas.microsoft.com/office/word/2020/wordml/sdtdatahash" xmlns:w16sdtfl="http://schemas.microsoft.com/office/word/2024/wordml/sdtformatlock" xmlns:w16se="http://schemas.microsoft.com/office/word/2015/wordml/symex" xmlns:sl="http://schemas.openxmlformats.org/schemaLibrary/2006/main" mc:Ignorable="w14 w15 w16se w16cid w16 w16cex w16sdtdh w16sdtfl w16du">
+  <w:view w:val="normal"/>
+  <w:defaultTabStop w:val="720"/>
+  <w:characterSpacingControl w:val="doNotCompress"/>
+  <w:compat>
+    <w:useFELayout/>
+    <w:compatSetting w:name="compatibilityMode" w:uri="http://schemas.microsoft.com/office/word" w:val="15"/>
+    <w:compatSetting w:name="overrideTableStyleFontSizeAndJustification" w:uri="http://schemas.microsoft.com/office/word" w:val="1"/>
+    <w:compatSetting w:name="enableOpenTypeFeatures" w:uri="http://schemas.microsoft.com/office/word" w:val="1"/>
+    <w:compatSetting w:name="doNotFlipMirrorIndents" w:uri="http://schemas.microsoft.com/office/word" w:val="1"/>
+    <w:compatSetting w:name="differentiateMultirowTableHeaders" w:uri="http://schemas.microsoft.com/office/word" w:val="1"/>
+    <w:compatSetting w:name="useWord2013TrackBottomHyphenation" w:uri="http://schemas.microsoft.com/office/word" w:val="0"/>
+  </w:compat>
+  <w:rsids>
+    <w:rsidRoot w:val="00B63FD7"/>
+    <w:rsid w:val="00173762"/>
+    <w:rsid w:val="003451BD"/>
+    <w:rsid w:val="00390735"/>
+    <w:rsid w:val="005A0C1E"/>
+    <w:rsid w:val="00601A28"/>
+    <w:rsid w:val="00644E43"/>
+    <w:rsid w:val="0070328B"/>
+    <w:rsid w:val="00946CA7"/>
+    <w:rsid w:val="009A337D"/>
+    <w:rsid w:val="00B63FD7"/>
+    <w:rsid w:val="00D2189C"/>
+    <w:rsid w:val="00E10ED4"/>
+    <w:rsid w:val="00E81523"/>
+    <w:rsid w:val="00EF1634"/>
+  </w:rsids>
+  <m:mathPr>
+    <m:mathFont m:val="Cambria Math"/>
+    <m:brkBin m:val="before"/>
+    <m:brkBinSub m:val="--"/>
+    <m:smallFrac m:val="0"/>
+    <m:dispDef/>
+    <m:lMargin m:val="0"/>
+    <m:rMargin m:val="0"/>
+    <m:defJc m:val="centerGroup"/>
+    <m:wrapIndent m:val="1440"/>
+    <m:intLim m:val="subSup"/>
+    <m:naryLim m:val="undOvr"/>
+  </m:mathPr>
+  <w:themeFontLang w:val="en-US" w:bidi="ar-SA"/>
+  <w:clrSchemeMapping w:bg1="light1" w:t1="dark1" w:bg2="light2" w:t2="dark2" w:accent1="accent1" w:accent2="accent2" w:accent3="accent3" w:accent4="accent4" w:accent5="accent5" w:accent6="accent6" w:hyperlink="hyperlink" w:followedHyperlink="followedHyperlink"/>
+  <w:decimalSymbol w:val="."/>
+  <w:listSeparator w:val=","/>
+  <w15:chartTrackingRefBased/>
+</w:settings>
+</file>
+
+<file path=word/glossary/styles.xml><?xml version="1.0" encoding="utf-8"?>
+<w:styles xmlns:mc="http://schemas.openxmlformats.org/markup-compatibility/2006" xmlns:r="http://schemas.openxmlformats.org/officeDocument/2006/relationships" xmlns:w="http://schemas.openxmlformats.org/wordprocessingml/2006/main" xmlns:w14="http://schemas.microsoft.com/office/word/2010/wordml" xmlns:w15="http://schemas.microsoft.com/office/word/2012/wordml" xmlns:w16cex="http://schemas.microsoft.com/office/word/2018/wordml/cex" xmlns:w16cid="http://schemas.microsoft.com/office/word/2016/wordml/cid" xmlns:w16="http://schemas.microsoft.com/office/word/2018/wordml" xmlns:w16du="http://schemas.microsoft.com/office/word/2023/wordml/word16du" xmlns:w16sdtdh="http://schemas.microsoft.com/office/word/2020/wordml/sdtdatahash" xmlns:w16sdtfl="http://schemas.microsoft.com/office/word/2024/wordml/sdtformatlock" xmlns:w16se="http://schemas.microsoft.com/office/word/2015/wordml/symex" mc:Ignorable="w14 w15 w16se w16cid w16 w16cex w16sdtdh w16sdtfl w16du">
+  <w:docDefaults>
+    <w:rPrDefault>
+      <w:rPr>
+        <w:rFonts w:asciiTheme="minorHAnsi" w:eastAsiaTheme="minorEastAsia" w:hAnsiTheme="minorHAnsi" w:cstheme="minorBidi"/>
+        <w:kern w:val="2"/>
+        <w:sz w:val="22"/>
+        <w:szCs w:val="22"/>
+        <w:lang w:val="en-US" w:eastAsia="en-US" w:bidi="ar-SA"/>
+        <w14:ligatures w14:val="standardContextual"/>
+      </w:rPr>
+    </w:rPrDefault>
+    <w:pPrDefault>
+      <w:pPr>
+        <w:spacing w:after="160" w:line="259" w:lineRule="auto"/>
+      </w:pPr>
+    </w:pPrDefault>
+  </w:docDefaults>
+  <w:latentStyles w:defLockedState="0" w:defUIPriority="99" w:defSemiHidden="0" w:defUnhideWhenUsed="0" w:defQFormat="0" w:count="376">
+    <w:lsdException w:name="Normal" w:uiPriority="0" w:qFormat="1"/>
+    <w:lsdException w:name="heading 1" w:uiPriority="9" w:qFormat="1"/>
+    <w:lsdException w:name="heading 2" w:semiHidden="1" w:uiPriority="9" w:unhideWhenUsed="1" w:qFormat="1"/>
+    <w:lsdException w:name="heading 3" w:semiHidden="1" w:uiPriority="9" w:unhideWhenUsed="1" w:qFormat="1"/>
+    <w:lsdException w:name="heading 4" w:semiHidden="1" w:uiPriority="9" w:unhideWhenUsed="1" w:qFormat="1"/>
+    <w:lsdException w:name="heading 5" w:semiHidden="1" w:uiPriority="9" w:unhideWhenUsed="1" w:qFormat="1"/>
+    <w:lsdException w:name="heading 6" w:semiHidden="1" w:uiPriority="9" w:unhideWhenUsed="1" w:qFormat="1"/>
+    <w:lsdException w:name="heading 7" w:semiHidden="1" w:uiPriority="9" w:unhideWhenUsed="1" w:qFormat="1"/>
+    <w:lsdException w:name="heading 8" w:semiHidden="1" w:uiPriority="9" w:unhideWhenUsed="1" w:qFormat="1"/>
+    <w:lsdException w:name="heading 9" w:semiHidden="1" w:uiPriority="9" w:unhideWhenUsed="1" w:qFormat="1"/>
+    <w:lsdException w:name="index 1" w:semiHidden="1" w:unhideWhenUsed="1"/>
+    <w:lsdException w:name="index 2" w:semiHidden="1" w:unhideWhenUsed="1"/>
+    <w:lsdException w:name="index 3" w:semiHidden="1" w:unhideWhenUsed="1"/>
+    <w:lsdException w:name="index 4" w:semiHidden="1" w:unhideWhenUsed="1"/>
+    <w:lsdException w:name="index 5" w:semiHidden="1" w:unhideWhenUsed="1"/>
+    <w:lsdException w:name="index 6" w:semiHidden="1" w:unhideWhenUsed="1"/>
+    <w:lsdException w:name="index 7" w:semiHidden="1" w:unhideWhenUsed="1"/>
+    <w:lsdException w:name="index 8" w:semiHidden="1" w:unhideWhenUsed="1"/>
+    <w:lsdException w:name="index 9" w:semiHidden="1" w:unhideWhenUsed="1"/>
+    <w:lsdException w:name="toc 1" w:semiHidden="1" w:uiPriority="39" w:unhideWhenUsed="1"/>
+    <w:lsdException w:name="toc 2" w:semiHidden="1" w:uiPriority="39" w:unhideWhenUsed="1"/>
+    <w:lsdException w:name="toc 3" w:semiHidden="1" w:uiPriority="39" w:unhideWhenUsed="1"/>
+    <w:lsdException w:name="toc 4" w:semiHidden="1" w:uiPriority="39" w:unhideWhenUsed="1"/>
+    <w:lsdException w:name="toc 5" w:semiHidden="1" w:uiPriority="39" w:unhideWhenUsed="1"/>
+    <w:lsdException w:name="toc 6" w:semiHidden="1" w:uiPriority="39" w:unhideWhenUsed="1"/>
+    <w:lsdException w:name="toc 7" w:semiHidden="1" w:uiPriority="39" w:unhideWhenUsed="1"/>
+    <w:lsdException w:name="toc 8" w:semiHidden="1" w:uiPriority="39" w:unhideWhenUsed="1"/>
+    <w:lsdException w:name="toc 9" w:semiHidden="1" w:uiPriority="39" w:unhideWhenUsed="1"/>
+    <w:lsdException w:name="Normal Indent" w:semiHidden="1" w:unhideWhenUsed="1"/>
+    <w:lsdException w:name="footnote text" w:semiHidden="1" w:unhideWhenUsed="1"/>
+    <w:lsdException w:name="annotation text" w:semiHidden="1" w:unhideWhenUsed="1"/>
+    <w:lsdException w:name="header" w:semiHidden="1" w:unhideWhenUsed="1"/>
+    <w:lsdException w:name="footer" w:semiHidden="1" w:unhideWhenUsed="1"/>
+    <w:lsdException w:name="index heading" w:semiHidden="1" w:unhideWhenUsed="1"/>
+    <w:lsdException w:name="caption" w:semiHidden="1" w:uiPriority="35" w:unhideWhenUsed="1" w:qFormat="1"/>
+    <w:lsdException w:name="table of figures" w:semiHidden="1" w:unhideWhenUsed="1"/>
+    <w:lsdException w:name="envelope address" w:semiHidden="1" w:unhideWhenUsed="1"/>
+    <w:lsdException w:name="envelope return" w:semiHidden="1" w:unhideWhenUsed="1"/>
+    <w:lsdException w:name="footnote reference" w:semiHidden="1" w:unhideWhenUsed="1"/>
+    <w:lsdException w:name="annotation reference" w:semiHidden="1" w:unhideWhenUsed="1"/>
+    <w:lsdException w:name="line number" w:semiHidden="1" w:unhideWhenUsed="1"/>
+    <w:lsdException w:name="page number" w:semiHidden="1" w:unhideWhenUsed="1"/>
+    <w:lsdException w:name="endnote reference" w:semiHidden="1" w:unhideWhenUsed="1"/>
+    <w:lsdException w:name="endnote text" w:semiHidden="1" w:unhideWhenUsed="1"/>
+    <w:lsdException w:name="table of authorities" w:semiHidden="1" w:unhideWhenUsed="1"/>
+    <w:lsdException w:name="macro" w:semiHidden="1" w:unhideWhenUsed="1"/>
+    <w:lsdException w:name="toa heading" w:semiHidden="1" w:unhideWhenUsed="1"/>
+    <w:lsdException w:name="List" w:semiHidden="1" w:unhideWhenUsed="1"/>
+    <w:lsdException w:name="List Bullet" w:semiHidden="1" w:unhideWhenUsed="1"/>
+    <w:lsdException w:name="List Number" w:semiHidden="1" w:unhideWhenUsed="1"/>
+    <w:lsdException w:name="List 2" w:semiHidden="1" w:unhideWhenUsed="1"/>
+    <w:lsdException w:name="List 3" w:semiHidden="1" w:unhideWhenUsed="1"/>
+    <w:lsdException w:name="List 4" w:semiHidden="1" w:unhideWhenUsed="1"/>
+    <w:lsdException w:name="List 5" w:semiHidden="1" w:unhideWhenUsed="1"/>
+    <w:lsdException w:name="List Bullet 2" w:semiHidden="1" w:unhideWhenUsed="1"/>
+    <w:lsdException w:name="List Bullet 3" w:semiHidden="1" w:unhideWhenUsed="1"/>
+    <w:lsdException w:name="List Bullet 4" w:semiHidden="1" w:unhideWhenUsed="1"/>
+    <w:lsdException w:name="List Bullet 5" w:semiHidden="1" w:unhideWhenUsed="1"/>
+    <w:lsdException w:name="List Number 2" w:semiHidden="1" w:unhideWhenUsed="1"/>
+    <w:lsdException w:name="List Number 3" w:semiHidden="1" w:unhideWhenUsed="1"/>
+    <w:lsdException w:name="List Number 4" w:semiHidden="1" w:unhideWhenUsed="1"/>
+    <w:lsdException w:name="List Number 5" w:semiHidden="1" w:unhideWhenUsed="1"/>
+    <w:lsdException w:name="Title" w:uiPriority="10" w:qFormat="1"/>
+    <w:lsdException w:name="Closing" w:semiHidden="1" w:unhideWhenUsed="1"/>
+    <w:lsdException w:name="Signature" w:semiHidden="1" w:unhideWhenUsed="1"/>
+    <w:lsdException w:name="Default Paragraph Font" w:semiHidden="1" w:uiPriority="1" w:unhideWhenUsed="1"/>
+    <w:lsdException w:name="Body Text" w:semiHidden="1" w:unhideWhenUsed="1"/>
+    <w:lsdException w:name="Body Text Indent" w:semiHidden="1" w:unhideWhenUsed="1"/>
+    <w:lsdException w:name="List Continue" w:semiHidden="1" w:unhideWhenUsed="1"/>
+    <w:lsdException w:name="List Continue 2" w:semiHidden="1" w:unhideWhenUsed="1"/>
+    <w:lsdException w:name="List Continue 3" w:semiHidden="1" w:unhideWhenUsed="1"/>
+    <w:lsdException w:name="List Continue 4" w:semiHidden="1" w:unhideWhenUsed="1"/>
+    <w:lsdException w:name="List Continue 5" w:semiHidden="1" w:unhideWhenUsed="1"/>
+    <w:lsdException w:name="Message Header" w:semiHidden="1" w:unhideWhenUsed="1"/>
+    <w:lsdException w:name="Subtitle" w:uiPriority="11" w:qFormat="1"/>
+    <w:lsdException w:name="Salutation" w:semiHidden="1" w:unhideWhenUsed="1"/>
+    <w:lsdException w:name="Date" w:semiHidden="1" w:unhideWhenUsed="1"/>
+    <w:lsdException w:name="Body Text First Indent" w:semiHidden="1" w:unhideWhenUsed="1"/>
+    <w:lsdException w:name="Body Text First Indent 2" w:semiHidden="1" w:unhideWhenUsed="1"/>
+    <w:lsdException w:name="Note Heading" w:semiHidden="1" w:unhideWhenUsed="1"/>
+    <w:lsdException w:name="Body Text 2" w:semiHidden="1" w:unhideWhenUsed="1"/>
+    <w:lsdException w:name="Body Text 3" w:semiHidden="1" w:unhideWhenUsed="1"/>
+    <w:lsdException w:name="Body Text Indent 2" w:semiHidden="1" w:unhideWhenUsed="1"/>
+    <w:lsdException w:name="Body Text Indent 3" w:semiHidden="1" w:unhideWhenUsed="1"/>
+    <w:lsdException w:name="Block Text" w:semiHidden="1" w:unhideWhenUsed="1"/>
+    <w:lsdException w:name="Hyperlink" w:semiHidden="1" w:unhideWhenUsed="1"/>
+    <w:lsdException w:name="FollowedHyperlink" w:semiHidden="1" w:unhideWhenUsed="1"/>
+    <w:lsdException w:name="Strong" w:uiPriority="22" w:qFormat="1"/>
+    <w:lsdException w:name="Emphasis" w:uiPriority="20" w:qFormat="1"/>
+    <w:lsdException w:name="Document Map" w:semiHidden="1" w:unhideWhenUsed="1"/>
+    <w:lsdException w:name="Plain Text" w:semiHidden="1" w:unhideWhenUsed="1"/>
+    <w:lsdException w:name="E-mail Signature" w:semiHidden="1" w:unhideWhenUsed="1"/>
+    <w:lsdException w:name="HTML Top of Form" w:semiHidden="1" w:unhideWhenUsed="1"/>
+    <w:lsdException w:name="HTML Bottom of Form" w:semiHidden="1" w:unhideWhenUsed="1"/>
+    <w:lsdException w:name="Normal (Web)" w:semiHidden="1" w:unhideWhenUsed="1"/>
+    <w:lsdException w:name="HTML Acronym" w:semiHidden="1" w:unhideWhenUsed="1"/>
+    <w:lsdException w:name="HTML Address" w:semiHidden="1" w:unhideWhenUsed="1"/>
+    <w:lsdException w:name="HTML Cite" w:semiHidden="1" w:unhideWhenUsed="1"/>
+    <w:lsdException w:name="HTML Code" w:semiHidden="1" w:unhideWhenUsed="1"/>
+    <w:lsdException w:name="HTML Definition" w:semiHidden="1" w:unhideWhenUsed="1"/>
+    <w:lsdException w:name="HTML Keyboard" w:semiHidden="1" w:unhideWhenUsed="1"/>
+    <w:lsdException w:name="HTML Preformatted" w:semiHidden="1" w:unhideWhenUsed="1"/>
+    <w:lsdException w:name="HTML Sample" w:semiHidden="1" w:unhideWhenUsed="1"/>
+    <w:lsdException w:name="HTML Typewriter" w:semiHidden="1" w:unhideWhenUsed="1"/>
+    <w:lsdException w:name="HTML Variable" w:semiHidden="1" w:unhideWhenUsed="1"/>
+    <w:lsdException w:name="Normal Table" w:semiHidden="1" w:unhideWhenUsed="1"/>
+    <w:lsdException w:name="annotation subject" w:semiHidden="1" w:unhideWhenUsed="1"/>
+    <w:lsdException w:name="No List" w:semiHidden="1" w:unhideWhenUsed="1"/>
+    <w:lsdException w:name="Outline List 1" w:semiHidden="1" w:unhideWhenUsed="1"/>
+    <w:lsdException w:name="Outline List 2" w:semiHidden="1" w:unhideWhenUsed="1"/>
+    <w:lsdException w:name="Outline List 3" w:semiHidden="1" w:unhideWhenUsed="1"/>
+    <w:lsdException w:name="Table Simple 1" w:semiHidden="1" w:unhideWhenUsed="1"/>
+    <w:lsdException w:name="Table Simple 2" w:semiHidden="1" w:unhideWhenUsed="1"/>
+    <w:lsdException w:name="Table Simple 3" w:semiHidden="1" w:unhideWhenUsed="1"/>
+    <w:lsdException w:name="Table Classic 1" w:semiHidden="1" w:unhideWhenUsed="1"/>
+    <w:lsdException w:name="Table Classic 2" w:semiHidden="1" w:unhideWhenUsed="1"/>
+    <w:lsdException w:name="Table Classic 3" w:semiHidden="1" w:unhideWhenUsed="1"/>
+    <w:lsdException w:name="Table Classic 4" w:semiHidden="1" w:unhideWhenUsed="1"/>
+    <w:lsdException w:name="Table Colorful 1" w:semiHidden="1" w:unhideWhenUsed="1"/>
+    <w:lsdException w:name="Table Colorful 2" w:semiHidden="1" w:unhideWhenUsed="1"/>
+    <w:lsdException w:name="Table Colorful 3" w:semiHidden="1" w:unhideWhenUsed="1"/>
+    <w:lsdException w:name="Table Columns 1" w:semiHidden="1" w:unhideWhenUsed="1"/>
+    <w:lsdException w:name="Table Columns 2" w:semiHidden="1" w:unhideWhenUsed="1"/>
+    <w:lsdException w:name="Table Columns 3" w:semiHidden="1" w:unhideWhenUsed="1"/>
+    <w:lsdException w:name="Table Columns 4" w:semiHidden="1" w:unhideWhenUsed="1"/>
+    <w:lsdException w:name="Table Columns 5" w:semiHidden="1" w:unhideWhenUsed="1"/>
+    <w:lsdException w:name="Table Grid 1" w:semiHidden="1" w:unhideWhenUsed="1"/>
+    <w:lsdException w:name="Table Grid 2" w:semiHidden="1" w:unhideWhenUsed="1"/>
+    <w:lsdException w:name="Table Grid 3" w:semiHidden="1" w:unhideWhenUsed="1"/>
+    <w:lsdException w:name="Table Grid 4" w:semiHidden="1" w:unhideWhenUsed="1"/>
+    <w:lsdException w:name="Table Grid 5" w:semiHidden="1" w:unhideWhenUsed="1"/>
+    <w:lsdException w:name="Table Grid 6" w:semiHidden="1" w:unhideWhenUsed="1"/>
+    <w:lsdException w:name="Table Grid 7" w:semiHidden="1" w:unhideWhenUsed="1"/>
+    <w:lsdException w:name="Table Grid 8" w:semiHidden="1" w:unhideWhenUsed="1"/>
+    <w:lsdException w:name="Table List 1" w:semiHidden="1" w:unhideWhenUsed="1"/>
+    <w:lsdException w:name="Table List 2" w:semiHidden="1" w:unhideWhenUsed="1"/>
+    <w:lsdException w:name="Table List 3" w:semiHidden="1" w:unhideWhenUsed="1"/>
+    <w:lsdException w:name="Table List 4" w:semiHidden="1" w:unhideWhenUsed="1"/>
+    <w:lsdException w:name="Table List 5" w:semiHidden="1" w:unhideWhenUsed="1"/>
+    <w:lsdException w:name="Table List 6" w:semiHidden="1" w:unhideWhenUsed="1"/>
+    <w:lsdException w:name="Table List 7" w:semiHidden="1" w:unhideWhenUsed="1"/>
+    <w:lsdException w:name="Table List 8" w:semiHidden="1" w:unhideWhenUsed="1"/>
+    <w:lsdException w:name="Table 3D effects 1" w:semiHidden="1" w:unhideWhenUsed="1"/>
+    <w:lsdException w:name="Table 3D effects 2" w:semiHidden="1" w:unhideWhenUsed="1"/>
+    <w:lsdException w:name="Table 3D effects 3" w:semiHidden="1" w:unhideWhenUsed="1"/>
+    <w:lsdException w:name="Table Contemporary" w:semiHidden="1" w:unhideWhenUsed="1"/>
+    <w:lsdException w:name="Table Elegant" w:semiHidden="1" w:unhideWhenUsed="1"/>
+    <w:lsdException w:name="Table Professional" w:semiHidden="1" w:unhideWhenUsed="1"/>
+    <w:lsdException w:name="Table Subtle 1" w:semiHidden="1" w:unhideWhenUsed="1"/>
+    <w:lsdException w:name="Table Subtle 2" w:semiHidden="1" w:unhideWhenUsed="1"/>
+    <w:lsdException w:name="Table Web 1" w:semiHidden="1" w:unhideWhenUsed="1"/>
+    <w:lsdException w:name="Table Web 2" w:semiHidden="1" w:unhideWhenUsed="1"/>
+    <w:lsdException w:name="Table Web 3" w:semiHidden="1" w:unhideWhenUsed="1"/>
+    <w:lsdException w:name="Balloon Text" w:semiHidden="1" w:unhideWhenUsed="1"/>
+    <w:lsdException w:name="Table Grid" w:uiPriority="39"/>
+    <w:lsdException w:name="Table Theme" w:semiHidden="1" w:unhideWhenUsed="1"/>
+    <w:lsdException w:name="Placeholder Text" w:semiHidden="1"/>
+    <w:lsdException w:name="No Spacing" w:uiPriority="1" w:qFormat="1"/>
+    <w:lsdException w:name="Light Shading" w:uiPriority="60"/>
+    <w:lsdException w:name="Light List" w:uiPriority="61"/>
+    <w:lsdException w:name="Light Grid" w:uiPriority="62"/>
+    <w:lsdException w:name="Medium Shading 1" w:uiPriority="63"/>
+    <w:lsdException w:name="Medium Shading 2" w:uiPriority="64"/>
+    <w:lsdException w:name="Medium List 1" w:uiPriority="65"/>
+    <w:lsdException w:name="Medium List 2" w:uiPriority="66"/>
+    <w:lsdException w:name="Medium Grid 1" w:uiPriority="67"/>
+    <w:lsdException w:name="Medium Grid 2" w:uiPriority="68"/>
+    <w:lsdException w:name="Medium Grid 3" w:uiPriority="69"/>
+    <w:lsdException w:name="Dark List" w:uiPriority="70"/>
+    <w:lsdException w:name="Colorful Shading" w:uiPriority="71"/>
+    <w:lsdException w:name="Colorful List" w:uiPriority="72"/>
+    <w:lsdException w:name="Colorful Grid" w:uiPriority="73"/>
+    <w:lsdException w:name="Light Shading Accent 1" w:uiPriority="60"/>
+    <w:lsdException w:name="Light List Accent 1" w:uiPriority="61"/>
+    <w:lsdException w:name="Light Grid Accent 1" w:uiPriority="62"/>
+    <w:lsdException w:name="Medium Shading 1 Accent 1" w:uiPriority="63"/>
+    <w:lsdException w:name="Medium Shading 2 Accent 1" w:uiPriority="64"/>
+    <w:lsdException w:name="Medium List 1 Accent 1" w:uiPriority="65"/>
+    <w:lsdException w:name="Revision" w:semiHidden="1"/>
+    <w:lsdException w:name="List Paragraph" w:uiPriority="34" w:qFormat="1"/>
+    <w:lsdException w:name="Quote" w:uiPriority="29" w:qFormat="1"/>
+    <w:lsdException w:name="Intense Quote" w:uiPriority="30" w:qFormat="1"/>
+    <w:lsdException w:name="Medium List 2 Accent 1" w:uiPriority="66"/>
+    <w:lsdException w:name="Medium Grid 1 Accent 1" w:uiPriority="67"/>
+    <w:lsdException w:name="Medium Grid 2 Accent 1" w:uiPriority="68"/>
+    <w:lsdException w:name="Medium Grid 3 Accent 1" w:uiPriority="69"/>
+    <w:lsdException w:name="Dark List Accent 1" w:uiPriority="70"/>
+    <w:lsdException w:name="Colorful Shading Accent 1" w:uiPriority="71"/>
+    <w:lsdException w:name="Colorful List Accent 1" w:uiPriority="72"/>
+    <w:lsdException w:name="Colorful Grid Accent 1" w:uiPriority="73"/>
+    <w:lsdException w:name="Light Shading Accent 2" w:uiPriority="60"/>
+    <w:lsdException w:name="Light List Accent 2" w:uiPriority="61"/>
+    <w:lsdException w:name="Light Grid Accent 2" w:uiPriority="62"/>
+    <w:lsdException w:name="Medium Shading 1 Accent 2" w:uiPriority="63"/>
+    <w:lsdException w:name="Medium Shading 2 Accent 2" w:uiPriority="64"/>
+    <w:lsdException w:name="Medium List 1 Accent 2" w:uiPriority="65"/>
+    <w:lsdException w:name="Medium List 2 Accent 2" w:uiPriority="66"/>
+    <w:lsdException w:name="Medium Grid 1 Accent 2" w:uiPriority="67"/>
+    <w:lsdException w:name="Medium Grid 2 Accent 2" w:uiPriority="68"/>
+    <w:lsdException w:name="Medium Grid 3 Accent 2" w:uiPriority="69"/>
+    <w:lsdException w:name="Dark List Accent 2" w:uiPriority="70"/>
+    <w:lsdException w:name="Colorful Shading Accent 2" w:uiPriority="71"/>
+    <w:lsdException w:name="Colorful List Accent 2" w:uiPriority="72"/>
+    <w:lsdException w:name="Colorful Grid Accent 2" w:uiPriority="73"/>
+    <w:lsdException w:name="Light Shading Accent 3" w:uiPriority="60"/>
+    <w:lsdException w:name="Light List Accent 3" w:uiPriority="61"/>
+    <w:lsdException w:name="Light Grid Accent 3" w:uiPriority="62"/>
+    <w:lsdException w:name="Medium Shading 1 Accent 3" w:uiPriority="63"/>
+    <w:lsdException w:name="Medium Shading 2 Accent 3" w:uiPriority="64"/>
+    <w:lsdException w:name="Medium List 1 Accent 3" w:uiPriority="65"/>
+    <w:lsdException w:name="Medium List 2 Accent 3" w:uiPriority="66"/>
+    <w:lsdException w:name="Medium Grid 1 Accent 3" w:uiPriority="67"/>
+    <w:lsdException w:name="Medium Grid 2 Accent 3" w:uiPriority="68"/>
+    <w:lsdException w:name="Medium Grid 3 Accent 3" w:uiPriority="69"/>
+    <w:lsdException w:name="Dark List Accent 3" w:uiPriority="70"/>
+    <w:lsdException w:name="Colorful Shading Accent 3" w:uiPriority="71"/>
+    <w:lsdException w:name="Colorful List Accent 3" w:uiPriority="72"/>
+    <w:lsdException w:name="Colorful Grid Accent 3" w:uiPriority="73"/>
+    <w:lsdException w:name="Light Shading Accent 4" w:uiPriority="60"/>
+    <w:lsdException w:name="Light List Accent 4" w:uiPriority="61"/>
+    <w:lsdException w:name="Light Grid Accent 4" w:uiPriority="62"/>
+    <w:lsdException w:name="Medium Shading 1 Accent 4" w:uiPriority="63"/>
+    <w:lsdException w:name="Medium Shading 2 Accent 4" w:uiPriority="64"/>
+    <w:lsdException w:name="Medium List 1 Accent 4" w:uiPriority="65"/>
+    <w:lsdException w:name="Medium List 2 Accent 4" w:uiPriority="66"/>
+    <w:lsdException w:name="Medium Grid 1 Accent 4" w:uiPriority="67"/>
+    <w:lsdException w:name="Medium Grid 2 Accent 4" w:uiPriority="68"/>
+    <w:lsdException w:name="Medium Grid 3 Accent 4" w:uiPriority="69"/>
+    <w:lsdException w:name="Dark List Accent 4" w:uiPriority="70"/>
+    <w:lsdException w:name="Colorful Shading Accent 4" w:uiPriority="71"/>
+    <w:lsdException w:name="Colorful List Accent 4" w:uiPriority="72"/>
+    <w:lsdException w:name="Colorful Grid Accent 4" w:uiPriority="73"/>
+    <w:lsdException w:name="Light Shading Accent 5" w:uiPriority="60"/>
+    <w:lsdException w:name="Light List Accent 5" w:uiPriority="61"/>
+    <w:lsdException w:name="Light Grid Accent 5" w:uiPriority="62"/>
+    <w:lsdException w:name="Medium Shading 1 Accent 5" w:uiPriority="63"/>
+    <w:lsdException w:name="Medium Shading 2 Accent 5" w:uiPriority="64"/>
+    <w:lsdException w:name="Medium List 1 Accent 5" w:uiPriority="65"/>
+    <w:lsdException w:name="Medium List 2 Accent 5" w:uiPriority="66"/>
+    <w:lsdException w:name="Medium Grid 1 Accent 5" w:uiPriority="67"/>
+    <w:lsdException w:name="Medium Grid 2 Accent 5" w:uiPriority="68"/>
+    <w:lsdException w:name="Medium Grid 3 Accent 5" w:uiPriority="69"/>
+    <w:lsdException w:name="Dark List Accent 5" w:uiPriority="70"/>
+    <w:lsdException w:name="Colorful Shading Accent 5" w:uiPriority="71"/>
+    <w:lsdException w:name="Colorful List Accent 5" w:uiPriority="72"/>
+    <w:lsdException w:name="Colorful Grid Accent 5" w:uiPriority="73"/>
+    <w:lsdException w:name="Light Shading Accent 6" w:uiPriority="60"/>
+    <w:lsdException w:name="Light List Accent 6" w:uiPriority="61"/>
+    <w:lsdException w:name="Light Grid Accent 6" w:uiPriority="62"/>
+    <w:lsdException w:name="Medium Shading 1 Accent 6" w:uiPriority="63"/>
+    <w:lsdException w:name="Medium Shading 2 Accent 6" w:uiPriority="64"/>
+    <w:lsdException w:name="Medium List 1 Accent 6" w:uiPriority="65"/>
+    <w:lsdException w:name="Medium List 2 Accent 6" w:uiPriority="66"/>
+    <w:lsdException w:name="Medium Grid 1 Accent 6" w:uiPriority="67"/>
+    <w:lsdException w:name="Medium Grid 2 Accent 6" w:uiPriority="68"/>
+    <w:lsdException w:name="Medium Grid 3 Accent 6" w:uiPriority="69"/>
+    <w:lsdException w:name="Dark List Accent 6" w:uiPriority="70"/>
+    <w:lsdException w:name="Colorful Shading Accent 6" w:uiPriority="71"/>
+    <w:lsdException w:name="Colorful List Accent 6" w:uiPriority="72"/>
+    <w:lsdException w:name="Colorful Grid Accent 6" w:uiPriority="73"/>
+    <w:lsdException w:name="Subtle Emphasis" w:uiPriority="19" w:qFormat="1"/>
+    <w:lsdException w:name="Intense Emphasis" w:uiPriority="21" w:qFormat="1"/>
+    <w:lsdException w:name="Subtle Reference" w:uiPriority="31" w:qFormat="1"/>
+    <w:lsdException w:name="Intense Reference" w:uiPriority="32" w:qFormat="1"/>
+    <w:lsdException w:name="Book Title" w:uiPriority="33" w:qFormat="1"/>
+    <w:lsdException w:name="Bibliography" w:semiHidden="1" w:uiPriority="37" w:unhideWhenUsed="1"/>
+    <w:lsdException w:name="TOC Heading" w:semiHidden="1" w:uiPriority="39" w:unhideWhenUsed="1" w:qFormat="1"/>
+    <w:lsdException w:name="Plain Table 1" w:uiPriority="41"/>
+    <w:lsdException w:name="Plain Table 2" w:uiPriority="42"/>
+    <w:lsdException w:name="Plain Table 3" w:uiPriority="43"/>
+    <w:lsdException w:name="Plain Table 4" w:uiPriority="44"/>
+    <w:lsdException w:name="Plain Table 5" w:uiPriority="45"/>
+    <w:lsdException w:name="Grid Table Light" w:uiPriority="40"/>
+    <w:lsdException w:name="Grid Table 1 Light" w:uiPriority="46"/>
+    <w:lsdException w:name="Grid Table 2" w:uiPriority="47"/>
+    <w:lsdException w:name="Grid Table 3" w:uiPriority="48"/>
+    <w:lsdException w:name="Grid Table 4" w:uiPriority="49"/>
+    <w:lsdException w:name="Grid Table 5 Dark" w:uiPriority="50"/>
+    <w:lsdException w:name="Grid Table 6 Colorful" w:uiPriority="51"/>
+    <w:lsdException w:name="Grid Table 7 Colorful" w:uiPriority="52"/>
+    <w:lsdException w:name="Grid Table 1 Light Accent 1" w:uiPriority="46"/>
+    <w:lsdException w:name="Grid Table 2 Accent 1" w:uiPriority="47"/>
+    <w:lsdException w:name="Grid Table 3 Accent 1" w:uiPriority="48"/>
+    <w:lsdException w:name="Grid Table 4 Accent 1" w:uiPriority="49"/>
+    <w:lsdException w:name="Grid Table 5 Dark Accent 1" w:uiPriority="50"/>
+    <w:lsdException w:name="Grid Table 6 Colorful Accent 1" w:uiPriority="51"/>
+    <w:lsdException w:name="Grid Table 7 Colorful Accent 1" w:uiPriority="52"/>
+    <w:lsdException w:name="Grid Table 1 Light Accent 2" w:uiPriority="46"/>
+    <w:lsdException w:name="Grid Table 2 Accent 2" w:uiPriority="47"/>
+    <w:lsdException w:name="Grid Table 3 Accent 2" w:uiPriority="48"/>
+    <w:lsdException w:name="Grid Table 4 Accent 2" w:uiPriority="49"/>
+    <w:lsdException w:name="Grid Table 5 Dark Accent 2" w:uiPriority="50"/>
+    <w:lsdException w:name="Grid Table 6 Colorful Accent 2" w:uiPriority="51"/>
+    <w:lsdException w:name="Grid Table 7 Colorful Accent 2" w:uiPriority="52"/>
+    <w:lsdException w:name="Grid Table 1 Light Accent 3" w:uiPriority="46"/>
+    <w:lsdException w:name="Grid Table 2 Accent 3" w:uiPriority="47"/>
+    <w:lsdException w:name="Grid Table 3 Accent 3" w:uiPriority="48"/>
+    <w:lsdException w:name="Grid Table 4 Accent 3" w:uiPriority="49"/>
+    <w:lsdException w:name="Grid Table 5 Dark Accent 3" w:uiPriority="50"/>
+    <w:lsdException w:name="Grid Table 6 Colorful Accent 3" w:uiPriority="51"/>
+    <w:lsdException w:name="Grid Table 7 Colorful Accent 3" w:uiPriority="52"/>
+    <w:lsdException w:name="Grid Table 1 Light Accent 4" w:uiPriority="46"/>
+    <w:lsdException w:name="Grid Table 2 Accent 4" w:uiPriority="47"/>
+    <w:lsdException w:name="Grid Table 3 Accent 4" w:uiPriority="48"/>
+    <w:lsdException w:name="Grid Table 4 Accent 4" w:uiPriority="49"/>
+    <w:lsdException w:name="Grid Table 5 Dark Accent 4" w:uiPriority="50"/>
+    <w:lsdException w:name="Grid Table 6 Colorful Accent 4" w:uiPriority="51"/>
+    <w:lsdException w:name="Grid Table 7 Colorful Accent 4" w:uiPriority="52"/>
+    <w:lsdException w:name="Grid Table 1 Light Accent 5" w:uiPriority="46"/>
+    <w:lsdException w:name="Grid Table 2 Accent 5" w:uiPriority="47"/>
+    <w:lsdException w:name="Grid Table 3 Accent 5" w:uiPriority="48"/>
+    <w:lsdException w:name="Grid Table 4 Accent 5" w:uiPriority="49"/>
+    <w:lsdException w:name="Grid Table 5 Dark Accent 5" w:uiPriority="50"/>
+    <w:lsdException w:name="Grid Table 6 Colorful Accent 5" w:uiPriority="51"/>
+    <w:lsdException w:name="Grid Table 7 Colorful Accent 5" w:uiPriority="52"/>
+    <w:lsdException w:name="Grid Table 1 Light Accent 6" w:uiPriority="46"/>
+    <w:lsdException w:name="Grid Table 2 Accent 6" w:uiPriority="47"/>
+    <w:lsdException w:name="Grid Table 3 Accent 6" w:uiPriority="48"/>
+    <w:lsdException w:name="Grid Table 4 Accent 6" w:uiPriority="49"/>
+    <w:lsdException w:name="Grid Table 5 Dark Accent 6" w:uiPriority="50"/>
+    <w:lsdException w:name="Grid Table 6 Colorful Accent 6" w:uiPriority="51"/>
+    <w:lsdException w:name="Grid Table 7 Colorful Accent 6" w:uiPriority="52"/>
+    <w:lsdException w:name="List Table 1 Light" w:uiPriority="46"/>
+    <w:lsdException w:name="List Table 2" w:uiPriority="47"/>
+    <w:lsdException w:name="List Table 3" w:uiPriority="48"/>
+    <w:lsdException w:name="List Table 4" w:uiPriority="49"/>
+    <w:lsdException w:name="List Table 5 Dark" w:uiPriority="50"/>
+    <w:lsdException w:name="List Table 6 Colorful" w:uiPriority="51"/>
+    <w:lsdException w:name="List Table 7 Colorful" w:uiPriority="52"/>
+    <w:lsdException w:name="List Table 1 Light Accent 1" w:uiPriority="46"/>
+    <w:lsdException w:name="List Table 2 Accent 1" w:uiPriority="47"/>
+    <w:lsdException w:name="List Table 3 Accent 1" w:uiPriority="48"/>
+    <w:lsdException w:name="List Table 4 Accent 1" w:uiPriority="49"/>
+    <w:lsdException w:name="List Table 5 Dark Accent 1" w:uiPriority="50"/>
+    <w:lsdException w:name="List Table 6 Colorful Accent 1" w:uiPriority="51"/>
+    <w:lsdException w:name="List Table 7 Colorful Accent 1" w:uiPriority="52"/>
+    <w:lsdException w:name="List Table 1 Light Accent 2" w:uiPriority="46"/>
+    <w:lsdException w:name="List Table 2 Accent 2" w:uiPriority="47"/>
+    <w:lsdException w:name="List Table 3 Accent 2" w:uiPriority="48"/>
+    <w:lsdException w:name="List Table 4 Accent 2" w:uiPriority="49"/>
+    <w:lsdException w:name="List Table 5 Dark Accent 2" w:uiPriority="50"/>
+    <w:lsdException w:name="List Table 6 Colorful Accent 2" w:uiPriority="51"/>
+    <w:lsdException w:name="List Table 7 Colorful Accent 2" w:uiPriority="52"/>
+    <w:lsdException w:name="List Table 1 Light Accent 3" w:uiPriority="46"/>
+    <w:lsdException w:name="List Table 2 Accent 3" w:uiPriority="47"/>
+    <w:lsdException w:name="List Table 3 Accent 3" w:uiPriority="48"/>
+    <w:lsdException w:name="List Table 4 Accent 3" w:uiPriority="49"/>
+    <w:lsdException w:name="List Table 5 Dark Accent 3" w:uiPriority="50"/>
+    <w:lsdException w:name="List Table 6 Colorful Accent 3" w:uiPriority="51"/>
+    <w:lsdException w:name="List Table 7 Colorful Accent 3" w:uiPriority="52"/>
+    <w:lsdException w:name="List Table 1 Light Accent 4" w:uiPriority="46"/>
+    <w:lsdException w:name="List Table 2 Accent 4" w:uiPriority="47"/>
+    <w:lsdException w:name="List Table 3 Accent 4" w:uiPriority="48"/>
+    <w:lsdException w:name="List Table 4 Accent 4" w:uiPriority="49"/>
+    <w:lsdException w:name="List Table 5 Dark Accent 4" w:uiPriority="50"/>
+    <w:lsdException w:name="List Table 6 Colorful Accent 4" w:uiPriority="51"/>
+    <w:lsdException w:name="List Table 7 Colorful Accent 4" w:uiPriority="52"/>
+    <w:lsdException w:name="List Table 1 Light Accent 5" w:uiPriority="46"/>
+    <w:lsdException w:name="List Table 2 Accent 5" w:uiPriority="47"/>
+    <w:lsdException w:name="List Table 3 Accent 5" w:uiPriority="48"/>
+    <w:lsdException w:name="List Table 4 Accent 5" w:uiPriority="49"/>
+    <w:lsdException w:name="List Table 5 Dark Accent 5" w:uiPriority="50"/>
+    <w:lsdException w:name="List Table 6 Colorful Accent 5" w:uiPriority="51"/>
+    <w:lsdException w:name="List Table 7 Colorful Accent 5" w:uiPriority="52"/>
+    <w:lsdException w:name="List Table 1 Light Accent 6" w:uiPriority="46"/>
+    <w:lsdException w:name="List Table 2 Accent 6" w:uiPriority="47"/>
+    <w:lsdException w:name="List Table 3 Accent 6" w:uiPriority="48"/>
+    <w:lsdException w:name="List Table 4 Accent 6" w:uiPriority="49"/>
+    <w:lsdException w:name="List Table 5 Dark Accent 6" w:uiPriority="50"/>
+    <w:lsdException w:name="List Table 6 Colorful Accent 6" w:uiPriority="51"/>
+    <w:lsdException w:name="List Table 7 Colorful Accent 6" w:uiPriority="52"/>
+    <w:lsdException w:name="Mention" w:semiHidden="1" w:unhideWhenUsed="1"/>
+    <w:lsdException w:name="Smart Hyperlink" w:semiHidden="1" w:unhideWhenUsed="1"/>
+    <w:lsdException w:name="Hashtag" w:semiHidden="1" w:unhideWhenUsed="1"/>
+    <w:lsdException w:name="Unresolved Mention" w:semiHidden="1" w:unhideWhenUsed="1"/>
+    <w:lsdException w:name="Smart Link" w:semiHidden="1" w:unhideWhenUsed="1"/>
+  </w:latentStyles>
+  <w:style w:type="paragraph" w:default="1" w:styleId="Normal">
+    <w:name w:val="Normal"/>
+    <w:qFormat/>
+  </w:style>
+  <w:style w:type="character" w:default="1" w:styleId="DefaultParagraphFont">
+    <w:name w:val="Default Paragraph Font"/>
+    <w:uiPriority w:val="1"/>
+    <w:semiHidden/>
+    <w:unhideWhenUsed/>
+  </w:style>
+  <w:style w:type="table" w:default="1" w:styleId="TableNormal">
+    <w:name w:val="Normal Table"/>
+    <w:uiPriority w:val="99"/>
+    <w:semiHidden/>
+    <w:unhideWhenUsed/>
+    <w:tblPr>
+      <w:tblInd w:w="0" w:type="dxa"/>
+      <w:tblCellMar>
+        <w:top w:w="0" w:type="dxa"/>
+        <w:left w:w="108" w:type="dxa"/>
+        <w:bottom w:w="0" w:type="dxa"/>
+        <w:right w:w="108" w:type="dxa"/>
+      </w:tblCellMar>
+    </w:tblPr>
+  </w:style>
+  <w:style w:type="numbering" w:default="1" w:styleId="NoList">
+    <w:name w:val="No List"/>
+    <w:uiPriority w:val="99"/>
+    <w:semiHidden/>
+    <w:unhideWhenUsed/>
+  </w:style>
+  <w:style w:type="character" w:styleId="PlaceholderText">
+    <w:name w:val="Placeholder Text"/>
+    <w:basedOn w:val="DefaultParagraphFont"/>
+    <w:uiPriority w:val="99"/>
+    <w:semiHidden/>
+    <w:rsid w:val="00946CA7"/>
+    <w:rPr>
+      <w:color w:val="666666"/>
+    </w:rPr>
+  </w:style>
+</w:styles>
+</file>
+
+<file path=word/glossary/webSettings.xml><?xml version="1.0" encoding="utf-8"?>
+<w:webSettings xmlns:mc="http://schemas.openxmlformats.org/markup-compatibility/2006" xmlns:r="http://schemas.openxmlformats.org/officeDocument/2006/relationships" xmlns:w="http://schemas.openxmlformats.org/wordprocessingml/2006/main" xmlns:w14="http://schemas.microsoft.com/office/word/2010/wordml" xmlns:w15="http://schemas.microsoft.com/office/word/2012/wordml" xmlns:w16cex="http://schemas.microsoft.com/office/word/2018/wordml/cex" xmlns:w16cid="http://schemas.microsoft.com/office/word/2016/wordml/cid" xmlns:w16="http://schemas.microsoft.com/office/word/2018/wordml" xmlns:w16du="http://schemas.microsoft.com/office/word/2023/wordml/word16du" xmlns:w16sdtdh="http://schemas.microsoft.com/office/word/2020/wordml/sdtdatahash" xmlns:w16sdtfl="http://schemas.microsoft.com/office/word/2024/wordml/sdtformatlock" xmlns:w16se="http://schemas.microsoft.com/office/word/2015/wordml/symex" mc:Ignorable="w14 w15 w16se w16cid w16 w16cex w16sdtdh w16sdtfl w16du">
+  <w:optimizeForBrowser/>
+  <w:allowPNG/>
+</w:webSettings>
 </file>
 
 <file path=word/theme/theme1.xml><?xml version="1.0" encoding="utf-8"?>
@@ -1894,16 +2617,4 @@
     </a:ext>
   </a:extLst>
 </a:theme>
-</file>
-
-<file path=customXml/item1.xml><?xml version="1.0" encoding="utf-8"?>
-<b:Sources xmlns:b="http://schemas.openxmlformats.org/officeDocument/2006/bibliography" xmlns="http://schemas.openxmlformats.org/officeDocument/2006/bibliography" SelectedStyle="\APASixthEditionOfficeOnline.xsl" StyleName="APA" Version="6"/>
-</file>
-
-<file path=customXml/itemProps1.xml><?xml version="1.0" encoding="utf-8"?>
-<ds:datastoreItem xmlns:ds="http://schemas.openxmlformats.org/officeDocument/2006/customXml" ds:itemID="{41E94161-0883-4B42-932C-9BFDBC5EBD52}">
-  <ds:schemaRefs>
-    <ds:schemaRef ds:uri="http://schemas.openxmlformats.org/officeDocument/2006/bibliography"/>
-  </ds:schemaRefs>
-</ds:datastoreItem>
 </file>